--- a/zht/docx/063.content.docx
+++ b/zht/docx/063.content.docx
@@ -150,26 +150,6 @@
           <w:lang w:val="zh_TW" w:bidi="zh_TW"/>
         </w:rPr>
         <w:t>pu</w:t>
-      </w:r>
-      <w:r>
-        <w:rPr>
-          <w:lang w:val="zh_TW" w:bidi="zh_TW"/>
-        </w:rPr>
-      </w:r>
-    </w:p>
-    <w:p>
-      <w:pPr/>
-      <w:r>
-        <w:rPr>
-          <w:lang w:val="zh_TW" w:bidi="zh_TW"/>
-        </w:rPr>
-      </w:r>
-      <w:r>
-        <w:rPr>
-          <w:i/>
-          <w:lang w:val="zh_TW" w:bidi="zh_TW"/>
-        </w:rPr>
-        <w:t>僕人領袖, 普珥節</w:t>
       </w:r>
       <w:r>
         <w:rPr>

--- a/zht/docx/063.content.docx
+++ b/zht/docx/063.content.docx
@@ -19,7 +19,7 @@
         <w:rPr>
           <w:lang w:val="zh_TW" w:bidi="zh_TW"/>
         </w:rPr>
-        <w:t>Resource: Study Notes - Themes (Tyndale)</w:t>
+        <w:t>Resource: Tyndale Open Study Notes</w:t>
       </w:r>
       <w:r>
         <w:rPr>
@@ -112,7 +112,7 @@
         <w:rPr>
           <w:lang w:val="zh_TW" w:bidi="zh_TW"/>
         </w:rPr>
-        <w:t>Study Notes - Themes (Tyndale)</w:t>
+        <w:t>Tyndale Open Study Notes</w:t>
       </w:r>
     </w:p>
     <w:p>

--- a/zht/docx/063.content.docx
+++ b/zht/docx/063.content.docx
@@ -149,7 +149,7 @@
         <w:rPr>
           <w:lang w:val="zh_TW" w:bidi="zh_TW"/>
         </w:rPr>
-        <w:t>pu</w:t>
+        <w:t>qi</w:t>
       </w:r>
       <w:r>
         <w:rPr>
@@ -212,7 +212,7 @@
         <w:rPr>
           <w:lang w:val="zh_TW" w:bidi="zh_TW"/>
         </w:rPr>
-        <w:t>僕人領袖</w:t>
+        <w:t>七十個七</w:t>
       </w:r>
       <w:r>
         <w:rPr>
@@ -231,7 +231,43 @@
         <w:rPr>
           <w:lang w:val="zh_TW" w:bidi="zh_TW"/>
         </w:rPr>
-        <w:t>僕人領袖（servant-leader） 是一位強烈渴望通過幫助和服事他人來實現目標的人。這類領導者渴望擔當僕人的角色，而不是專注於自己的權威或地位。</w:t>
+        <w:t>在</w:t>
+      </w:r>
+      <w:hyperlink r:id="rId13">
+        <w:r>
+          <w:rPr>
+            <w:lang w:val="zh_TW" w:bidi="zh_TW"/>
+          </w:rPr>
+          <w:rPr>
+            <w:color w:val="0000EE"/>
+            <w:u w:val="single"/>
+          </w:rPr>
+          <w:t>但以理書九章24至27節</w:t>
+        </w:r>
+      </w:hyperlink>
+      <w:r>
+        <w:rPr>
+          <w:lang w:val="zh_TW" w:bidi="zh_TW"/>
+        </w:rPr>
+        <w:t>中，「七十個七」（或七十週）一直以來都很難被理解。雖然很難將它們與特定的歷史時期聯繫起來，但這些「七十個七」是重要的。它們顯示了神對歷史的掌控，並強調了祂實現對祂子民計劃的能力。數字七十是七乘以十，這象徵著完整。例如，神的子民被擄的七十年是一段足以管教他們的時間（</w:t>
+      </w:r>
+      <w:hyperlink r:id="rId14">
+        <w:r>
+          <w:rPr>
+            <w:lang w:val="zh_TW" w:bidi="zh_TW"/>
+          </w:rPr>
+          <w:rPr>
+            <w:color w:val="0000EE"/>
+            <w:u w:val="single"/>
+          </w:rPr>
+          <w:t>9:2</w:t>
+        </w:r>
+      </w:hyperlink>
+      <w:r>
+        <w:rPr>
+          <w:lang w:val="zh_TW" w:bidi="zh_TW"/>
+        </w:rPr>
+        <w:t>）。</w:t>
       </w:r>
     </w:p>
     <w:p>
@@ -245,9 +281,38 @@
         <w:rPr>
           <w:lang w:val="zh_TW" w:bidi="zh_TW"/>
         </w:rPr>
-        <w:t>舊約聖經描述摩西為耶和華的僕人（</w:t>
-      </w:r>
-      <w:hyperlink r:id="rId13">
+        <w:t>以下是人們理解七十個七的兩種主要方式：</w:t>
+      </w:r>
+    </w:p>
+    <w:p>
+      <w:pPr>
+        <w:pStyle w:val="ListNumber"/>
+        <w:numPr>
+          <w:ilvl w:val="0"/>
+          <w:numId w:val="14"/>
+        </w:numPr>
+        <w:spacing w:line="240" w:lineRule="auto"/>
+        <w:ind w:left="720"/>
+      </w:pPr>
+      <w:r>
+        <w:rPr>
+          <w:lang w:val="zh_TW" w:bidi="zh_TW"/>
+        </w:rPr>
+      </w:r>
+      <w:r>
+        <w:rPr>
+          <w:b/>
+          <w:lang w:val="zh_TW" w:bidi="zh_TW"/>
+        </w:rPr>
+        <w:t>安提阿古四世（Antiochus IV）的統治（公元前175–163年）。</w:t>
+      </w:r>
+      <w:r>
+        <w:rPr>
+          <w:lang w:val="zh_TW" w:bidi="zh_TW"/>
+        </w:rPr>
+        <w:t>根據這種觀點，七十個七的時期從波斯的塞魯士二世（Cyrus II）開始，結束於安提阿古四世。塞魯士二世（也被稱為塞魯士大帝）是波斯的王，從公元前559年到大約公元前530年期間統治。在公元前539年，塞魯士允許猶太人返回他們的家園（見</w:t>
+      </w:r>
+      <w:hyperlink r:id="rId15">
         <w:r>
           <w:rPr>
             <w:lang w:val="zh_TW" w:bidi="zh_TW"/>
@@ -256,7 +321,7 @@
             <w:color w:val="0000EE"/>
             <w:u w:val="single"/>
           </w:rPr>
-          <w:t>出14:31</w:t>
+          <w:t>9:25</w:t>
         </w:r>
       </w:hyperlink>
       <w:r>
@@ -265,7 +330,7 @@
         </w:rPr>
         <w:t>；</w:t>
       </w:r>
-      <w:hyperlink r:id="rId14">
+      <w:hyperlink r:id="rId16">
         <w:r>
           <w:rPr>
             <w:lang w:val="zh_TW" w:bidi="zh_TW"/>
@@ -274,14 +339,345 @@
             <w:color w:val="0000EE"/>
             <w:u w:val="single"/>
           </w:rPr>
-          <w:t>民12:7–8</w:t>
+          <w:t>拉1:2–4</w:t>
         </w:r>
       </w:hyperlink>
       <w:r>
         <w:rPr>
           <w:lang w:val="zh_TW" w:bidi="zh_TW"/>
         </w:rPr>
-        <w:t>）。摩西並不追求權力、名聲或物質利益。他對擔任領導角色感到猶豫，以謙卑的態度使用他的先知權柄（</w:t>
+        <w:t>）。安提阿古四世是一位希臘王，從公元前175年到公元前163年統治敘利亞及周邊地區（見</w:t>
+      </w:r>
+      <w:hyperlink r:id="rId17">
+        <w:r>
+          <w:rPr>
+            <w:lang w:val="zh_TW" w:bidi="zh_TW"/>
+          </w:rPr>
+          <w:rPr>
+            <w:color w:val="0000EE"/>
+            <w:u w:val="single"/>
+          </w:rPr>
+          <w:t>但8:23–25</w:t>
+        </w:r>
+      </w:hyperlink>
+      <w:r>
+        <w:rPr>
+          <w:lang w:val="zh_TW" w:bidi="zh_TW"/>
+        </w:rPr>
+        <w:t>，</w:t>
+      </w:r>
+      <w:hyperlink r:id="rId18">
+        <w:r>
+          <w:rPr>
+            <w:lang w:val="zh_TW" w:bidi="zh_TW"/>
+          </w:rPr>
+          <w:rPr>
+            <w:color w:val="0000EE"/>
+            <w:u w:val="single"/>
+          </w:rPr>
+          <w:t>11:21–39</w:t>
+        </w:r>
+      </w:hyperlink>
+      <w:r>
+        <w:rPr>
+          <w:lang w:val="zh_TW" w:bidi="zh_TW"/>
+        </w:rPr>
+        <w:t>）。</w:t>
+        <w:br/>
+        <w:br/>
+      </w:r>
+      <w:r>
+        <w:rPr>
+          <w:lang w:val="zh_TW" w:bidi="zh_TW"/>
+        </w:rPr>
+        <w:t>在這種對七十個七的理解中，「彌賽亞」（或稱：被揀選者〔chosen one〕）是大祭司俄尼亞三世（Onias III），而「王」是安提阿古四世（</w:t>
+      </w:r>
+      <w:hyperlink r:id="rId19">
+        <w:r>
+          <w:rPr>
+            <w:lang w:val="zh_TW" w:bidi="zh_TW"/>
+          </w:rPr>
+          <w:rPr>
+            <w:color w:val="0000EE"/>
+            <w:u w:val="single"/>
+          </w:rPr>
+          <w:t>9:26–27</w:t>
+        </w:r>
+      </w:hyperlink>
+      <w:r>
+        <w:rPr>
+          <w:lang w:val="zh_TW" w:bidi="zh_TW"/>
+        </w:rPr>
+        <w:t>）。安提阿古在公元前174年與猶太人簽訂了一項條約，容許他們和平地實踐信仰。但在公元前170年，安提阿古攻擊了耶路撒冷，殺害了許多人，並從聖殿中偷竊。</w:t>
+        <w:br/>
+      </w:r>
+      <w:r>
+        <w:rPr>
+          <w:lang w:val="zh_TW" w:bidi="zh_TW"/>
+        </w:rPr>
+        <w:t>然後，在公元前167年，安提阿古除掉獻祭和祭物。他強迫猶太人放棄他們的信仰，否則就會面臨死亡威脅。他設立「那行毀壞可憎的」（對神和衪的聖殿不敬的事物），使聖殿在禮儀上不潔。安提阿古在燔祭壇上放置了希臘神宙斯的雕像，並在祭壇獻祭豬和其他禮儀上不潔的動物（參見</w:t>
+      </w:r>
+      <w:hyperlink r:id="rId20">
+        <w:r>
+          <w:rPr>
+            <w:lang w:val="zh_TW" w:bidi="zh_TW"/>
+          </w:rPr>
+          <w:rPr>
+            <w:color w:val="0000EE"/>
+            <w:u w:val="single"/>
+          </w:rPr>
+          <w:t>11:21–35</w:t>
+        </w:r>
+      </w:hyperlink>
+      <w:r>
+        <w:rPr>
+          <w:lang w:val="zh_TW" w:bidi="zh_TW"/>
+        </w:rPr>
+        <w:t>）。</w:t>
+        <w:br/>
+      </w:r>
+      <w:r>
+        <w:rPr>
+          <w:lang w:val="zh_TW" w:bidi="zh_TW"/>
+        </w:rPr>
+        <w:t>神用痛苦的災病懲罰了安提阿古，他於公元前163年去世。「所定的結局」是「（有忿怒）傾在他身上」（</w:t>
+      </w:r>
+      <w:hyperlink r:id="rId21">
+        <w:r>
+          <w:rPr>
+            <w:lang w:val="zh_TW" w:bidi="zh_TW"/>
+          </w:rPr>
+          <w:rPr>
+            <w:color w:val="0000EE"/>
+            <w:u w:val="single"/>
+          </w:rPr>
+          <w:t>9:27</w:t>
+        </w:r>
+      </w:hyperlink>
+      <w:r>
+        <w:rPr>
+          <w:lang w:val="zh_TW" w:bidi="zh_TW"/>
+        </w:rPr>
+        <w:t xml:space="preserve">；另見 </w:t>
+      </w:r>
+      <w:hyperlink r:id="rId22">
+        <w:r>
+          <w:rPr>
+            <w:lang w:val="zh_TW" w:bidi="zh_TW"/>
+          </w:rPr>
+          <w:rPr>
+            <w:color w:val="0000EE"/>
+            <w:u w:val="single"/>
+          </w:rPr>
+          <w:t>8:25</w:t>
+        </w:r>
+      </w:hyperlink>
+      <w:r>
+        <w:rPr>
+          <w:lang w:val="zh_TW" w:bidi="zh_TW"/>
+        </w:rPr>
+        <w:t>；馬加比一書1:10–24，6:7–16；馬加比二書9:1–29）。</w:t>
+        <w:br/>
+      </w:r>
+      <w:r>
+        <w:rPr>
+          <w:lang w:val="zh_TW" w:bidi="zh_TW"/>
+        </w:rPr>
+        <w:t>根據這種觀點，當耶穌提到「那行毀壞可憎的」，衪是將安提阿古時期猶太人的經歷為模式指向將來的事件（見</w:t>
+      </w:r>
+      <w:hyperlink r:id="rId23">
+        <w:r>
+          <w:rPr>
+            <w:lang w:val="zh_TW" w:bidi="zh_TW"/>
+          </w:rPr>
+          <w:rPr>
+            <w:color w:val="0000EE"/>
+            <w:u w:val="single"/>
+          </w:rPr>
+          <w:t>太24:15</w:t>
+        </w:r>
+      </w:hyperlink>
+      <w:r>
+        <w:rPr>
+          <w:lang w:val="zh_TW" w:bidi="zh_TW"/>
+        </w:rPr>
+        <w:t>；比較</w:t>
+      </w:r>
+      <w:hyperlink r:id="rId24">
+        <w:r>
+          <w:rPr>
+            <w:lang w:val="zh_TW" w:bidi="zh_TW"/>
+          </w:rPr>
+          <w:rPr>
+            <w:color w:val="0000EE"/>
+            <w:u w:val="single"/>
+          </w:rPr>
+          <w:t>路21:20</w:t>
+        </w:r>
+      </w:hyperlink>
+      <w:r>
+        <w:rPr>
+          <w:lang w:val="zh_TW" w:bidi="zh_TW"/>
+        </w:rPr>
+        <w:t>；</w:t>
+      </w:r>
+      <w:hyperlink r:id="rId25">
+        <w:r>
+          <w:rPr>
+            <w:lang w:val="zh_TW" w:bidi="zh_TW"/>
+          </w:rPr>
+          <w:rPr>
+            <w:color w:val="0000EE"/>
+            <w:u w:val="single"/>
+          </w:rPr>
+          <w:t>帖後2:3–4</w:t>
+        </w:r>
+      </w:hyperlink>
+      <w:r>
+        <w:rPr>
+          <w:lang w:val="zh_TW" w:bidi="zh_TW"/>
+        </w:rPr>
+        <w:t>）。</w:t>
+      </w:r>
+    </w:p>
+    <w:p>
+      <w:pPr>
+        <w:pStyle w:val="ListNumber"/>
+        <w:spacing w:line="240" w:lineRule="auto"/>
+        <w:ind w:left="720"/>
+      </w:pPr>
+      <w:r>
+        <w:rPr>
+          <w:lang w:val="zh_TW" w:bidi="zh_TW"/>
+        </w:rPr>
+      </w:r>
+      <w:r>
+        <w:rPr>
+          <w:b/>
+          <w:lang w:val="zh_TW" w:bidi="zh_TW"/>
+        </w:rPr>
+        <w:t>耶穌基督之死（公元30或33年）。</w:t>
+      </w:r>
+      <w:r>
+        <w:rPr>
+          <w:lang w:val="zh_TW" w:bidi="zh_TW"/>
+        </w:rPr>
+        <w:t xml:space="preserve"> 根據這種觀點，七十個七是關於耶穌基督，彌賽亞（神所揀選者）的預言。支持這種觀點的人認為，七十個七是從塞魯士於公元前539年的法令開始（</w:t>
+      </w:r>
+      <w:hyperlink r:id="rId26">
+        <w:r>
+          <w:rPr>
+            <w:lang w:val="zh_TW" w:bidi="zh_TW"/>
+          </w:rPr>
+          <w:rPr>
+            <w:color w:val="0000EE"/>
+            <w:u w:val="single"/>
+          </w:rPr>
+          <w:t>拉1:1–4</w:t>
+        </w:r>
+      </w:hyperlink>
+      <w:r>
+        <w:rPr>
+          <w:lang w:val="zh_TW" w:bidi="zh_TW"/>
+        </w:rPr>
+        <w:t>）。或者，它可能是從公元前458或445年給尼希米的其中一個法令開始的（</w:t>
+      </w:r>
+      <w:hyperlink r:id="rId27">
+        <w:r>
+          <w:rPr>
+            <w:lang w:val="zh_TW" w:bidi="zh_TW"/>
+          </w:rPr>
+          <w:rPr>
+            <w:color w:val="0000EE"/>
+            <w:u w:val="single"/>
+          </w:rPr>
+          <w:t>拉7:8–26</w:t>
+        </w:r>
+      </w:hyperlink>
+      <w:r>
+        <w:rPr>
+          <w:lang w:val="zh_TW" w:bidi="zh_TW"/>
+        </w:rPr>
+        <w:t>；</w:t>
+      </w:r>
+      <w:hyperlink r:id="rId28">
+        <w:r>
+          <w:rPr>
+            <w:lang w:val="zh_TW" w:bidi="zh_TW"/>
+          </w:rPr>
+          <w:rPr>
+            <w:color w:val="0000EE"/>
+            <w:u w:val="single"/>
+          </w:rPr>
+          <w:t>尼2:1–10</w:t>
+        </w:r>
+      </w:hyperlink>
+      <w:r>
+        <w:rPr>
+          <w:lang w:val="zh_TW" w:bidi="zh_TW"/>
+        </w:rPr>
+        <w:t>）。耶穌可能是在六十九個七的結束時去世（七加六十二，</w:t>
+      </w:r>
+      <w:hyperlink r:id="rId29">
+        <w:r>
+          <w:rPr>
+            <w:lang w:val="zh_TW" w:bidi="zh_TW"/>
+          </w:rPr>
+          <w:rPr>
+            <w:color w:val="0000EE"/>
+            <w:u w:val="single"/>
+          </w:rPr>
+          <w:t>但9:25–26</w:t>
+        </w:r>
+      </w:hyperlink>
+      <w:r>
+        <w:rPr>
+          <w:lang w:val="zh_TW" w:bidi="zh_TW"/>
+        </w:rPr>
+        <w:t>）。或者，也可能是在第七十個七的中間（</w:t>
+      </w:r>
+      <w:hyperlink r:id="rId21">
+        <w:r>
+          <w:rPr>
+            <w:lang w:val="zh_TW" w:bidi="zh_TW"/>
+          </w:rPr>
+          <w:rPr>
+            <w:color w:val="0000EE"/>
+            <w:u w:val="single"/>
+          </w:rPr>
+          <w:t>9:27</w:t>
+        </w:r>
+      </w:hyperlink>
+      <w:r>
+        <w:rPr>
+          <w:lang w:val="zh_TW" w:bidi="zh_TW"/>
+        </w:rPr>
+        <w:t>）。</w:t>
+        <w:br/>
+      </w:r>
+      <w:r>
+        <w:rPr>
+          <w:lang w:val="zh_TW" w:bidi="zh_TW"/>
+        </w:rPr>
+        <w:t>這兩種可能影響了七十個七的結束方式。在第一種可能的看法中，第七十個七是一個尚未實現的未來事件。而在第二種看法中，第七十個七於公元70年羅馬摧毀耶路撒冷和聖殿時結束。如果以塞魯士的法令為起點，這490年是象徵性的。然而，如果從公元前445年給尼希米的重建城市的法令為開始，則從那個日期到耶穌在公元30或33年的去世之間，幾乎過了483年（69次7年）（見</w:t>
+      </w:r>
+      <w:hyperlink r:id="rId30">
+        <w:r>
+          <w:rPr>
+            <w:lang w:val="zh_TW" w:bidi="zh_TW"/>
+          </w:rPr>
+          <w:rPr>
+            <w:color w:val="0000EE"/>
+            <w:u w:val="single"/>
+          </w:rPr>
+          <w:t>尼2:1</w:t>
+        </w:r>
+      </w:hyperlink>
+      <w:r>
+        <w:rPr>
+          <w:lang w:val="zh_TW" w:bidi="zh_TW"/>
+        </w:rPr>
+        <w:t>；</w:t>
       </w:r>
       <w:hyperlink r:id="rId15">
         <w:r>
@@ -292,16 +688,48 @@
             <w:color w:val="0000EE"/>
             <w:u w:val="single"/>
           </w:rPr>
-          <w:t>民12:3</w:t>
+          <w:t>但9:25</w:t>
         </w:r>
       </w:hyperlink>
       <w:r>
         <w:rPr>
           <w:lang w:val="zh_TW" w:bidi="zh_TW"/>
         </w:rPr>
-        <w:t>），並深知道自己是服在神的權柄之下（見</w:t>
-      </w:r>
-      <w:hyperlink r:id="rId16">
+        <w:t>）。</w:t>
+        <w:br/>
+      </w:r>
+      <w:r>
+        <w:rPr>
+          <w:lang w:val="zh_TW" w:bidi="zh_TW"/>
+        </w:rPr>
+        <w:t>學者們對於第七十個七年的發生情況有兩種不同的解釋：</w:t>
+      </w:r>
+    </w:p>
+    <w:p>
+      <w:pPr>
+        <w:pStyle w:val="ListNumber"/>
+        <w:spacing w:line="240" w:lineRule="auto"/>
+        <w:ind w:left="1440"/>
+      </w:pPr>
+      <w:r>
+        <w:rPr>
+          <w:lang w:val="zh_TW" w:bidi="zh_TW"/>
+        </w:rPr>
+      </w:r>
+      <w:r>
+        <w:rPr>
+          <w:i/>
+          <w:lang w:val="zh_TW" w:bidi="zh_TW"/>
+        </w:rPr>
+        <w:t>第七十個七尚未發生。</w:t>
+      </w:r>
+      <w:r>
+        <w:rPr>
+          <w:lang w:val="zh_TW" w:bidi="zh_TW"/>
+        </w:rPr>
+        <w:t>許多釋經者認為，耶穌的死亡發生在第六十九個七的結束。他們認為第七十個七尚未發生。這意味著第六十九個七和第七十個七之間有很長的間隔。第七十個七仍然在未來，並且與敵基督在歷史終結時期（即大災難）中的統治有關（見</w:t>
+      </w:r>
+      <w:hyperlink r:id="rId31">
         <w:r>
           <w:rPr>
             <w:lang w:val="zh_TW" w:bidi="zh_TW"/>
@@ -310,7 +738,7 @@
             <w:color w:val="0000EE"/>
             <w:u w:val="single"/>
           </w:rPr>
-          <w:t>申34:10–12</w:t>
+          <w:t>帖後2:3–12</w:t>
         </w:r>
       </w:hyperlink>
       <w:r>
@@ -319,7 +747,7 @@
         </w:rPr>
         <w:t>；</w:t>
       </w:r>
-      <w:hyperlink r:id="rId17">
+      <w:hyperlink r:id="rId32">
         <w:r>
           <w:rPr>
             <w:lang w:val="zh_TW" w:bidi="zh_TW"/>
@@ -328,14 +756,190 @@
             <w:color w:val="0000EE"/>
             <w:u w:val="single"/>
           </w:rPr>
-          <w:t>何12:13</w:t>
+          <w:t>約一2:18–22</w:t>
         </w:r>
       </w:hyperlink>
       <w:r>
         <w:rPr>
           <w:lang w:val="zh_TW" w:bidi="zh_TW"/>
         </w:rPr>
+        <w:t>，</w:t>
+      </w:r>
+      <w:hyperlink r:id="rId33">
+        <w:r>
+          <w:rPr>
+            <w:lang w:val="zh_TW" w:bidi="zh_TW"/>
+          </w:rPr>
+          <w:rPr>
+            <w:color w:val="0000EE"/>
+            <w:u w:val="single"/>
+          </w:rPr>
+          <w:t>4:3</w:t>
+        </w:r>
+      </w:hyperlink>
+      <w:r>
+        <w:rPr>
+          <w:lang w:val="zh_TW" w:bidi="zh_TW"/>
+        </w:rPr>
+        <w:t>；</w:t>
+      </w:r>
+      <w:hyperlink r:id="rId34">
+        <w:r>
+          <w:rPr>
+            <w:lang w:val="zh_TW" w:bidi="zh_TW"/>
+          </w:rPr>
+          <w:rPr>
+            <w:color w:val="0000EE"/>
+            <w:u w:val="single"/>
+          </w:rPr>
+          <w:t>約二1:7</w:t>
+        </w:r>
+      </w:hyperlink>
+      <w:r>
+        <w:rPr>
+          <w:lang w:val="zh_TW" w:bidi="zh_TW"/>
+        </w:rPr>
+        <w:t>；</w:t>
+      </w:r>
+      <w:hyperlink r:id="rId35">
+        <w:r>
+          <w:rPr>
+            <w:lang w:val="zh_TW" w:bidi="zh_TW"/>
+          </w:rPr>
+          <w:rPr>
+            <w:color w:val="0000EE"/>
+            <w:u w:val="single"/>
+          </w:rPr>
+          <w:t>啟13:1</w:t>
+        </w:r>
+      </w:hyperlink>
+      <w:r>
+        <w:rPr>
+          <w:lang w:val="zh_TW" w:bidi="zh_TW"/>
+        </w:rPr>
+        <w:t>、</w:t>
+      </w:r>
+      <w:hyperlink r:id="rId36">
+        <w:r>
+          <w:rPr>
+            <w:lang w:val="zh_TW" w:bidi="zh_TW"/>
+          </w:rPr>
+          <w:rPr>
+            <w:color w:val="0000EE"/>
+            <w:u w:val="single"/>
+          </w:rPr>
+          <w:t>5</w:t>
+        </w:r>
+      </w:hyperlink>
+      <w:r>
+        <w:rPr>
+          <w:lang w:val="zh_TW" w:bidi="zh_TW"/>
+        </w:rPr>
+        <w:t>，</w:t>
+      </w:r>
+      <w:hyperlink r:id="rId37">
+        <w:r>
+          <w:rPr>
+            <w:lang w:val="zh_TW" w:bidi="zh_TW"/>
+          </w:rPr>
+          <w:rPr>
+            <w:color w:val="0000EE"/>
+            <w:u w:val="single"/>
+          </w:rPr>
+          <w:t>16:13–14</w:t>
+        </w:r>
+      </w:hyperlink>
+      <w:r>
+        <w:rPr>
+          <w:lang w:val="zh_TW" w:bidi="zh_TW"/>
+        </w:rPr>
+        <w:t>，</w:t>
+      </w:r>
+      <w:hyperlink r:id="rId38">
+        <w:r>
+          <w:rPr>
+            <w:lang w:val="zh_TW" w:bidi="zh_TW"/>
+          </w:rPr>
+          <w:rPr>
+            <w:color w:val="0000EE"/>
+            <w:u w:val="single"/>
+          </w:rPr>
+          <w:t>17:11</w:t>
+        </w:r>
+      </w:hyperlink>
+      <w:r>
+        <w:rPr>
+          <w:lang w:val="zh_TW" w:bidi="zh_TW"/>
+        </w:rPr>
+        <w:t>，</w:t>
+      </w:r>
+      <w:hyperlink r:id="rId39">
+        <w:r>
+          <w:rPr>
+            <w:lang w:val="zh_TW" w:bidi="zh_TW"/>
+          </w:rPr>
+          <w:rPr>
+            <w:color w:val="0000EE"/>
+            <w:u w:val="single"/>
+          </w:rPr>
+          <w:t>19:20–21</w:t>
+        </w:r>
+      </w:hyperlink>
+      <w:r>
+        <w:rPr>
+          <w:lang w:val="zh_TW" w:bidi="zh_TW"/>
+        </w:rPr>
+        <w:t>，</w:t>
+      </w:r>
+      <w:hyperlink r:id="rId40">
+        <w:r>
+          <w:rPr>
+            <w:lang w:val="zh_TW" w:bidi="zh_TW"/>
+          </w:rPr>
+          <w:rPr>
+            <w:color w:val="0000EE"/>
+            <w:u w:val="single"/>
+          </w:rPr>
+          <w:t>20:10</w:t>
+        </w:r>
+      </w:hyperlink>
+      <w:r>
+        <w:rPr>
+          <w:lang w:val="zh_TW" w:bidi="zh_TW"/>
+        </w:rPr>
         <w:t>）。</w:t>
+      </w:r>
+    </w:p>
+    <w:p>
+      <w:pPr>
+        <w:pStyle w:val="ListNumber"/>
+        <w:spacing w:line="240" w:lineRule="auto"/>
+        <w:ind w:left="1440"/>
+      </w:pPr>
+      <w:r>
+        <w:rPr>
+          <w:lang w:val="zh_TW" w:bidi="zh_TW"/>
+        </w:rPr>
+      </w:r>
+      <w:r>
+        <w:rPr>
+          <w:i/>
+          <w:lang w:val="zh_TW" w:bidi="zh_TW"/>
+        </w:rPr>
+        <w:t>第七十個七在羅馬摧毀耶路撒冷和聖殿時完成。</w:t>
+      </w:r>
+      <w:r>
+        <w:rPr>
+          <w:lang w:val="zh_TW" w:bidi="zh_TW"/>
+        </w:rPr>
+        <w:t xml:space="preserve"> 一些釋經者認為，七十週結束於耶穌的到來、衪的死亡和復活、以及公元70年耶路撒冷和聖殿的毀滅。</w:t>
+        <w:br/>
+      </w:r>
+      <w:r>
+        <w:rPr>
+          <w:lang w:val="zh_TW" w:bidi="zh_TW"/>
+        </w:rPr>
+        <w:t>在這種觀點中，耶穌在第六十九個七的結束時開始了衪的事工，大約是在公元28年。他服事了大約三年半，並在第七十個七的中間去世。剩下的半個七結束於「王」（一位或多位羅馬領袖）在公元70年摧毀耶路撒冷及其聖殿時。神的子民與世界的國度之間的衝突和苦難將持續到最後。到那時，耶穌將再來，審判惡人，並建立衪的國度。</w:t>
       </w:r>
     </w:p>
     <w:p>
@@ -347,9 +951,10 @@
       </w:r>
       <w:r>
         <w:rPr>
-          <w:lang w:val="zh_TW" w:bidi="zh_TW"/>
-        </w:rPr>
-        <w:t>從神呼召他的那一刻開始，摩西故事裏的每一個事件都顯示出他將自己的領導地位視為對神的服事。他順服神，不為自己圖謀好處，並且忠心。他向以色列人表現出關懷、勸勉的心與遠見。摩西在以色列歷史的關鍵時刻擔任領導角色，並經常為人民祈禱或代求。他謙卑地順服神是他偉大領導的根基。</w:t>
+          <w:u w:val="single"/>
+          <w:lang w:val="zh_TW" w:bidi="zh_TW"/>
+        </w:rPr>
+        <w:t>進深研究的經文段落</w:t>
       </w:r>
     </w:p>
     <w:p>
@@ -359,13 +964,7 @@
           <w:lang w:val="zh_TW" w:bidi="zh_TW"/>
         </w:rPr>
       </w:r>
-      <w:r>
-        <w:rPr>
-          <w:lang w:val="zh_TW" w:bidi="zh_TW"/>
-        </w:rPr>
-        <w:t>拿撒勒人耶穌是完美的僕人領袖。福音書顯示耶穌是耶和華「受苦的僕人」（見</w:t>
-      </w:r>
-      <w:hyperlink r:id="rId18">
+      <w:hyperlink r:id="rId41">
         <w:r>
           <w:rPr>
             <w:lang w:val="zh_TW" w:bidi="zh_TW"/>
@@ -374,16 +973,16 @@
             <w:color w:val="0000EE"/>
             <w:u w:val="single"/>
           </w:rPr>
-          <w:t>賽52:13–53:12</w:t>
+          <w:t>但7:8</w:t>
         </w:r>
       </w:hyperlink>
       <w:r>
         <w:rPr>
           <w:lang w:val="zh_TW" w:bidi="zh_TW"/>
         </w:rPr>
-        <w:t>），特別藉著衪犧牲生命來彰顯出那終極的服事（</w:t>
-      </w:r>
-      <w:hyperlink r:id="rId19">
+        <w:t>、</w:t>
+      </w:r>
+      <w:hyperlink r:id="rId42">
         <w:r>
           <w:rPr>
             <w:lang w:val="zh_TW" w:bidi="zh_TW"/>
@@ -392,16 +991,16 @@
             <w:color w:val="0000EE"/>
             <w:u w:val="single"/>
           </w:rPr>
-          <w:t>可10:45</w:t>
+          <w:t>11</w:t>
         </w:r>
       </w:hyperlink>
       <w:r>
         <w:rPr>
           <w:lang w:val="zh_TW" w:bidi="zh_TW"/>
         </w:rPr>
-        <w:t>）。耶穌以偉大的權柄說話，但卻保持謙卑。衪知道自己的角色就如一位牧羊人「為羊捨命」（</w:t>
-      </w:r>
-      <w:hyperlink r:id="rId20">
+        <w:t>、</w:t>
+      </w:r>
+      <w:hyperlink r:id="rId43">
         <w:r>
           <w:rPr>
             <w:lang w:val="zh_TW" w:bidi="zh_TW"/>
@@ -410,30 +1009,16 @@
             <w:color w:val="0000EE"/>
             <w:u w:val="single"/>
           </w:rPr>
-          <w:t>約10:11</w:t>
+          <w:t>20–21</w:t>
         </w:r>
       </w:hyperlink>
       <w:r>
         <w:rPr>
           <w:lang w:val="zh_TW" w:bidi="zh_TW"/>
         </w:rPr>
-        <w:t>）。</w:t>
-      </w:r>
-    </w:p>
-    <w:p>
-      <w:pPr/>
-      <w:r>
-        <w:rPr>
-          <w:lang w:val="zh_TW" w:bidi="zh_TW"/>
-        </w:rPr>
-      </w:r>
-      <w:r>
-        <w:rPr>
-          <w:lang w:val="zh_TW" w:bidi="zh_TW"/>
-        </w:rPr>
-        <w:t>祂花時間與孩童相處，並以他們來作為那些想要完全跟隨神的人的榜樣（</w:t>
-      </w:r>
-      <w:hyperlink r:id="rId21">
+        <w:t>、</w:t>
+      </w:r>
+      <w:hyperlink r:id="rId44">
         <w:r>
           <w:rPr>
             <w:lang w:val="zh_TW" w:bidi="zh_TW"/>
@@ -442,16 +1027,16 @@
             <w:color w:val="0000EE"/>
             <w:u w:val="single"/>
           </w:rPr>
-          <w:t>太18:4</w:t>
+          <w:t>24–27</w:t>
         </w:r>
       </w:hyperlink>
       <w:r>
         <w:rPr>
           <w:lang w:val="zh_TW" w:bidi="zh_TW"/>
         </w:rPr>
-        <w:t>）。當雅各和約翰要求在衪的國度中擔任重要職位時，耶穌斥責他們世俗的野心（</w:t>
-      </w:r>
-      <w:hyperlink r:id="rId22">
+        <w:t>，</w:t>
+      </w:r>
+      <w:hyperlink r:id="rId45">
         <w:r>
           <w:rPr>
             <w:lang w:val="zh_TW" w:bidi="zh_TW"/>
@@ -460,16 +1045,16 @@
             <w:color w:val="0000EE"/>
             <w:u w:val="single"/>
           </w:rPr>
-          <w:t>可10:35–45</w:t>
+          <w:t>8:9–14</w:t>
         </w:r>
       </w:hyperlink>
       <w:r>
         <w:rPr>
           <w:lang w:val="zh_TW" w:bidi="zh_TW"/>
         </w:rPr>
-        <w:t>）。衪糾正他們，並教導他們來跟隨衪如僕人般的榜樣（</w:t>
-      </w:r>
-      <w:hyperlink r:id="rId23">
+        <w:t>，</w:t>
+      </w:r>
+      <w:hyperlink r:id="rId13">
         <w:r>
           <w:rPr>
             <w:lang w:val="zh_TW" w:bidi="zh_TW"/>
@@ -478,7 +1063,7 @@
             <w:color w:val="0000EE"/>
             <w:u w:val="single"/>
           </w:rPr>
-          <w:t>太20:24–28</w:t>
+          <w:t>9:24–27</w:t>
         </w:r>
       </w:hyperlink>
       <w:r>
@@ -487,7 +1072,7 @@
         </w:rPr>
         <w:t>，</w:t>
       </w:r>
-      <w:hyperlink r:id="rId24">
+      <w:hyperlink r:id="rId46">
         <w:r>
           <w:rPr>
             <w:lang w:val="zh_TW" w:bidi="zh_TW"/>
@@ -496,16 +1081,16 @@
             <w:color w:val="0000EE"/>
             <w:u w:val="single"/>
           </w:rPr>
-          <w:t>23:11–12</w:t>
+          <w:t>11:29–31</w:t>
         </w:r>
       </w:hyperlink>
       <w:r>
         <w:rPr>
           <w:lang w:val="zh_TW" w:bidi="zh_TW"/>
         </w:rPr>
-        <w:t>；</w:t>
-      </w:r>
-      <w:hyperlink r:id="rId25">
+        <w:t>、</w:t>
+      </w:r>
+      <w:hyperlink r:id="rId47">
         <w:r>
           <w:rPr>
             <w:lang w:val="zh_TW" w:bidi="zh_TW"/>
@@ -514,16 +1099,16 @@
             <w:color w:val="0000EE"/>
             <w:u w:val="single"/>
           </w:rPr>
-          <w:t>可10:43–45</w:t>
+          <w:t>40–45</w:t>
         </w:r>
       </w:hyperlink>
       <w:r>
         <w:rPr>
           <w:lang w:val="zh_TW" w:bidi="zh_TW"/>
         </w:rPr>
-        <w:t>）。耶穌知道祂的目的是要榮耀神的名（</w:t>
-      </w:r>
-      <w:hyperlink r:id="rId26">
+        <w:t>，</w:t>
+      </w:r>
+      <w:hyperlink r:id="rId48">
         <w:r>
           <w:rPr>
             <w:lang w:val="zh_TW" w:bidi="zh_TW"/>
@@ -532,30 +1117,16 @@
             <w:color w:val="0000EE"/>
             <w:u w:val="single"/>
           </w:rPr>
-          <w:t>約12:27–28</w:t>
+          <w:t>12:7</w:t>
         </w:r>
       </w:hyperlink>
       <w:r>
         <w:rPr>
           <w:lang w:val="zh_TW" w:bidi="zh_TW"/>
         </w:rPr>
-        <w:t>），因此祂成為所有想要透過服事來引領他人的榜樣。</w:t>
-      </w:r>
-    </w:p>
-    <w:p>
-      <w:pPr/>
-      <w:r>
-        <w:rPr>
-          <w:lang w:val="zh_TW" w:bidi="zh_TW"/>
-        </w:rPr>
-      </w:r>
-      <w:r>
-        <w:rPr>
-          <w:lang w:val="zh_TW" w:bidi="zh_TW"/>
-        </w:rPr>
-        <w:t>使徒保羅和彼得效法基督，活出了依照主完美僕人領袖為榜樣的生命。保羅的服事生活展現了謙卑和為他人的自我犧牲（見</w:t>
-      </w:r>
-      <w:hyperlink r:id="rId27">
+        <w:t>、</w:t>
+      </w:r>
+      <w:hyperlink r:id="rId49">
         <w:r>
           <w:rPr>
             <w:lang w:val="zh_TW" w:bidi="zh_TW"/>
@@ -564,16 +1135,16 @@
             <w:color w:val="0000EE"/>
             <w:u w:val="single"/>
           </w:rPr>
-          <w:t>林後11:23–28</w:t>
+          <w:t>11</w:t>
         </w:r>
       </w:hyperlink>
       <w:r>
         <w:rPr>
           <w:lang w:val="zh_TW" w:bidi="zh_TW"/>
         </w:rPr>
-        <w:t>），他教導基督徒也當如此行（</w:t>
-      </w:r>
-      <w:hyperlink r:id="rId28">
+        <w:t>；</w:t>
+      </w:r>
+      <w:hyperlink r:id="rId31">
         <w:r>
           <w:rPr>
             <w:lang w:val="zh_TW" w:bidi="zh_TW"/>
@@ -582,7 +1153,7 @@
             <w:color w:val="0000EE"/>
             <w:u w:val="single"/>
           </w:rPr>
-          <w:t>羅8:17</w:t>
+          <w:t>帖後2:3–12</w:t>
         </w:r>
       </w:hyperlink>
       <w:r>
@@ -591,7 +1162,7 @@
         </w:rPr>
         <w:t>；</w:t>
       </w:r>
-      <w:hyperlink r:id="rId29">
+      <w:hyperlink r:id="rId32">
         <w:r>
           <w:rPr>
             <w:lang w:val="zh_TW" w:bidi="zh_TW"/>
@@ -600,7 +1171,7 @@
             <w:color w:val="0000EE"/>
             <w:u w:val="single"/>
           </w:rPr>
-          <w:t>加5:13</w:t>
+          <w:t>約一2:18–22</w:t>
         </w:r>
       </w:hyperlink>
       <w:r>
@@ -609,7 +1180,7 @@
         </w:rPr>
         <w:t>；</w:t>
       </w:r>
-      <w:hyperlink r:id="rId30">
+      <w:hyperlink r:id="rId33">
         <w:r>
           <w:rPr>
             <w:lang w:val="zh_TW" w:bidi="zh_TW"/>
@@ -618,10 +1189,16 @@
             <w:color w:val="0000EE"/>
             <w:u w:val="single"/>
           </w:rPr>
-          <w:t>提後1:8，</w:t>
+          <w:t>4:3</w:t>
         </w:r>
       </w:hyperlink>
-      <w:hyperlink r:id="rId31">
+      <w:r>
+        <w:rPr>
+          <w:lang w:val="zh_TW" w:bidi="zh_TW"/>
+        </w:rPr>
+        <w:t>；</w:t>
+      </w:r>
+      <w:hyperlink r:id="rId34">
         <w:r>
           <w:rPr>
             <w:lang w:val="zh_TW" w:bidi="zh_TW"/>
@@ -630,16 +1207,16 @@
             <w:color w:val="0000EE"/>
             <w:u w:val="single"/>
           </w:rPr>
-          <w:t>2:3</w:t>
+          <w:t>約二1:7</w:t>
         </w:r>
       </w:hyperlink>
       <w:r>
         <w:rPr>
           <w:lang w:val="zh_TW" w:bidi="zh_TW"/>
         </w:rPr>
-        <w:t>），並讚揚那些這樣做的人（例如，</w:t>
-      </w:r>
-      <w:hyperlink r:id="rId32">
+        <w:t>；</w:t>
+      </w:r>
+      <w:hyperlink r:id="rId35">
         <w:r>
           <w:rPr>
             <w:lang w:val="zh_TW" w:bidi="zh_TW"/>
@@ -648,16 +1225,16 @@
             <w:color w:val="0000EE"/>
             <w:u w:val="single"/>
           </w:rPr>
-          <w:t>腓2:25–30</w:t>
+          <w:t>啟13:1</w:t>
         </w:r>
       </w:hyperlink>
       <w:r>
         <w:rPr>
           <w:lang w:val="zh_TW" w:bidi="zh_TW"/>
         </w:rPr>
-        <w:t>；</w:t>
-      </w:r>
-      <w:hyperlink r:id="rId33">
+        <w:t>、</w:t>
+      </w:r>
+      <w:hyperlink r:id="rId36">
         <w:r>
           <w:rPr>
             <w:lang w:val="zh_TW" w:bidi="zh_TW"/>
@@ -666,30 +1243,16 @@
             <w:color w:val="0000EE"/>
             <w:u w:val="single"/>
           </w:rPr>
-          <w:t>西4:7</w:t>
+          <w:t>5</w:t>
         </w:r>
       </w:hyperlink>
       <w:r>
         <w:rPr>
           <w:lang w:val="zh_TW" w:bidi="zh_TW"/>
         </w:rPr>
-        <w:t>）。</w:t>
-      </w:r>
-    </w:p>
-    <w:p>
-      <w:pPr/>
-      <w:r>
-        <w:rPr>
-          <w:lang w:val="zh_TW" w:bidi="zh_TW"/>
-        </w:rPr>
-      </w:r>
-      <w:r>
-        <w:rPr>
-          <w:lang w:val="zh_TW" w:bidi="zh_TW"/>
-        </w:rPr>
-        <w:t>彼得也展現了為基督自我犧牲的事奉（例如，</w:t>
-      </w:r>
-      <w:hyperlink r:id="rId34">
+        <w:t>，</w:t>
+      </w:r>
+      <w:hyperlink r:id="rId37">
         <w:r>
           <w:rPr>
             <w:lang w:val="zh_TW" w:bidi="zh_TW"/>
@@ -698,7 +1261,7 @@
             <w:color w:val="0000EE"/>
             <w:u w:val="single"/>
           </w:rPr>
-          <w:t>徒3:1–11</w:t>
+          <w:t>16:13–14</w:t>
         </w:r>
       </w:hyperlink>
       <w:r>
@@ -707,7 +1270,7 @@
         </w:rPr>
         <w:t>，</w:t>
       </w:r>
-      <w:hyperlink r:id="rId35">
+      <w:hyperlink r:id="rId38">
         <w:r>
           <w:rPr>
             <w:lang w:val="zh_TW" w:bidi="zh_TW"/>
@@ -716,7 +1279,7 @@
             <w:color w:val="0000EE"/>
             <w:u w:val="single"/>
           </w:rPr>
-          <w:t>4:13–22</w:t>
+          <w:t>17:11</w:t>
         </w:r>
       </w:hyperlink>
       <w:r>
@@ -725,7 +1288,7 @@
         </w:rPr>
         <w:t>，</w:t>
       </w:r>
-      <w:hyperlink r:id="rId36">
+      <w:hyperlink r:id="rId39">
         <w:r>
           <w:rPr>
             <w:lang w:val="zh_TW" w:bidi="zh_TW"/>
@@ -734,7 +1297,7 @@
             <w:color w:val="0000EE"/>
             <w:u w:val="single"/>
           </w:rPr>
-          <w:t>5:12–16</w:t>
+          <w:t>19:20–21</w:t>
         </w:r>
       </w:hyperlink>
       <w:r>
@@ -743,7 +1306,7 @@
         </w:rPr>
         <w:t>，</w:t>
       </w:r>
-      <w:hyperlink r:id="rId37">
+      <w:hyperlink r:id="rId40">
         <w:r>
           <w:rPr>
             <w:lang w:val="zh_TW" w:bidi="zh_TW"/>
@@ -752,1208 +1315,7 @@
             <w:color w:val="0000EE"/>
             <w:u w:val="single"/>
           </w:rPr>
-          <w:t>9:32–42</w:t>
-        </w:r>
-      </w:hyperlink>
-      <w:r>
-        <w:rPr>
-          <w:lang w:val="zh_TW" w:bidi="zh_TW"/>
-        </w:rPr>
-        <w:t>）。他的教導也清楚地定義了僕人領袖的品格（</w:t>
-      </w:r>
-      <w:hyperlink r:id="rId38">
-        <w:r>
-          <w:rPr>
-            <w:lang w:val="zh_TW" w:bidi="zh_TW"/>
-          </w:rPr>
-          <w:rPr>
-            <w:color w:val="0000EE"/>
-            <w:u w:val="single"/>
-          </w:rPr>
-          <w:t>彼前4:10–11</w:t>
-        </w:r>
-      </w:hyperlink>
-      <w:r>
-        <w:rPr>
-          <w:lang w:val="zh_TW" w:bidi="zh_TW"/>
-        </w:rPr>
-        <w:t>，</w:t>
-      </w:r>
-      <w:hyperlink r:id="rId39">
-        <w:r>
-          <w:rPr>
-            <w:lang w:val="zh_TW" w:bidi="zh_TW"/>
-          </w:rPr>
-          <w:rPr>
-            <w:color w:val="0000EE"/>
-            <w:u w:val="single"/>
-          </w:rPr>
-          <w:t>5:1–5</w:t>
-        </w:r>
-      </w:hyperlink>
-      <w:r>
-        <w:rPr>
-          <w:lang w:val="zh_TW" w:bidi="zh_TW"/>
-        </w:rPr>
-        <w:t>）。</w:t>
-      </w:r>
-    </w:p>
-    <w:p>
-      <w:pPr/>
-      <w:r>
-        <w:rPr>
-          <w:lang w:val="zh_TW" w:bidi="zh_TW"/>
-        </w:rPr>
-      </w:r>
-      <w:r>
-        <w:rPr>
-          <w:u w:val="single"/>
-          <w:lang w:val="zh_TW" w:bidi="zh_TW"/>
-        </w:rPr>
-        <w:t>進深研究的經文段落</w:t>
-      </w:r>
-    </w:p>
-    <w:p>
-      <w:pPr/>
-      <w:r>
-        <w:rPr>
-          <w:lang w:val="zh_TW" w:bidi="zh_TW"/>
-        </w:rPr>
-      </w:r>
-      <w:hyperlink r:id="rId40">
-        <w:r>
-          <w:rPr>
-            <w:lang w:val="zh_TW" w:bidi="zh_TW"/>
-          </w:rPr>
-          <w:rPr>
-            <w:color w:val="0000EE"/>
-            <w:u w:val="single"/>
-          </w:rPr>
-          <w:t>創13:8–12</w:t>
-        </w:r>
-      </w:hyperlink>
-      <w:r>
-        <w:rPr>
-          <w:lang w:val="zh_TW" w:bidi="zh_TW"/>
-        </w:rPr>
-        <w:t>，</w:t>
-      </w:r>
-      <w:hyperlink r:id="rId41">
-        <w:r>
-          <w:rPr>
-            <w:lang w:val="zh_TW" w:bidi="zh_TW"/>
-          </w:rPr>
-          <w:rPr>
-            <w:color w:val="0000EE"/>
-            <w:u w:val="single"/>
-          </w:rPr>
-          <w:t>14:11–24</w:t>
-        </w:r>
-      </w:hyperlink>
-      <w:r>
-        <w:rPr>
-          <w:lang w:val="zh_TW" w:bidi="zh_TW"/>
-        </w:rPr>
-        <w:t>，</w:t>
-      </w:r>
-      <w:hyperlink r:id="rId42">
-        <w:r>
-          <w:rPr>
-            <w:lang w:val="zh_TW" w:bidi="zh_TW"/>
-          </w:rPr>
-          <w:rPr>
-            <w:color w:val="0000EE"/>
-            <w:u w:val="single"/>
-          </w:rPr>
-          <w:t>30:31–32</w:t>
-        </w:r>
-      </w:hyperlink>
-      <w:r>
-        <w:rPr>
-          <w:lang w:val="zh_TW" w:bidi="zh_TW"/>
-        </w:rPr>
-        <w:t>；</w:t>
-      </w:r>
-      <w:hyperlink r:id="rId13">
-        <w:r>
-          <w:rPr>
-            <w:lang w:val="zh_TW" w:bidi="zh_TW"/>
-          </w:rPr>
-          <w:rPr>
-            <w:color w:val="0000EE"/>
-            <w:u w:val="single"/>
-          </w:rPr>
-          <w:t>出14:31</w:t>
-        </w:r>
-      </w:hyperlink>
-      <w:r>
-        <w:rPr>
-          <w:lang w:val="zh_TW" w:bidi="zh_TW"/>
-        </w:rPr>
-        <w:t>；</w:t>
-      </w:r>
-      <w:hyperlink r:id="rId15">
-        <w:r>
-          <w:rPr>
-            <w:lang w:val="zh_TW" w:bidi="zh_TW"/>
-          </w:rPr>
-          <w:rPr>
-            <w:color w:val="0000EE"/>
-            <w:u w:val="single"/>
-          </w:rPr>
-          <w:t>民12:3</w:t>
-        </w:r>
-      </w:hyperlink>
-      <w:r>
-        <w:rPr>
-          <w:lang w:val="zh_TW" w:bidi="zh_TW"/>
-        </w:rPr>
-        <w:t>、</w:t>
-      </w:r>
-      <w:hyperlink r:id="rId14">
-        <w:r>
-          <w:rPr>
-            <w:lang w:val="zh_TW" w:bidi="zh_TW"/>
-          </w:rPr>
-          <w:rPr>
-            <w:color w:val="0000EE"/>
-            <w:u w:val="single"/>
-          </w:rPr>
-          <w:t>7–8</w:t>
-        </w:r>
-      </w:hyperlink>
-      <w:r>
-        <w:rPr>
-          <w:lang w:val="zh_TW" w:bidi="zh_TW"/>
-        </w:rPr>
-        <w:t>；</w:t>
-      </w:r>
-      <w:hyperlink r:id="rId16">
-        <w:r>
-          <w:rPr>
-            <w:lang w:val="zh_TW" w:bidi="zh_TW"/>
-          </w:rPr>
-          <w:rPr>
-            <w:color w:val="0000EE"/>
-            <w:u w:val="single"/>
-          </w:rPr>
-          <w:t>申34:10–12</w:t>
-        </w:r>
-      </w:hyperlink>
-      <w:r>
-        <w:rPr>
-          <w:lang w:val="zh_TW" w:bidi="zh_TW"/>
-        </w:rPr>
-        <w:t>；</w:t>
-      </w:r>
-      <w:hyperlink r:id="rId43">
-        <w:r>
-          <w:rPr>
-            <w:lang w:val="zh_TW" w:bidi="zh_TW"/>
-          </w:rPr>
-          <w:rPr>
-            <w:color w:val="0000EE"/>
-            <w:u w:val="single"/>
-          </w:rPr>
-          <w:t>王上12:1–7</w:t>
-        </w:r>
-      </w:hyperlink>
-      <w:r>
-        <w:rPr>
-          <w:lang w:val="zh_TW" w:bidi="zh_TW"/>
-        </w:rPr>
-        <w:t>；</w:t>
-      </w:r>
-      <w:hyperlink r:id="rId18">
-        <w:r>
-          <w:rPr>
-            <w:lang w:val="zh_TW" w:bidi="zh_TW"/>
-          </w:rPr>
-          <w:rPr>
-            <w:color w:val="0000EE"/>
-            <w:u w:val="single"/>
-          </w:rPr>
-          <w:t>賽52:13–53:12</w:t>
-        </w:r>
-      </w:hyperlink>
-      <w:r>
-        <w:rPr>
-          <w:lang w:val="zh_TW" w:bidi="zh_TW"/>
-        </w:rPr>
-        <w:t>；</w:t>
-      </w:r>
-      <w:hyperlink r:id="rId21">
-        <w:r>
-          <w:rPr>
-            <w:lang w:val="zh_TW" w:bidi="zh_TW"/>
-          </w:rPr>
-          <w:rPr>
-            <w:color w:val="0000EE"/>
-            <w:u w:val="single"/>
-          </w:rPr>
-          <w:t>太18:4</w:t>
-        </w:r>
-      </w:hyperlink>
-      <w:r>
-        <w:rPr>
-          <w:lang w:val="zh_TW" w:bidi="zh_TW"/>
-        </w:rPr>
-        <w:t>，</w:t>
-      </w:r>
-      <w:hyperlink r:id="rId23">
-        <w:r>
-          <w:rPr>
-            <w:lang w:val="zh_TW" w:bidi="zh_TW"/>
-          </w:rPr>
-          <w:rPr>
-            <w:color w:val="0000EE"/>
-            <w:u w:val="single"/>
-          </w:rPr>
-          <w:t>20:24–28</w:t>
-        </w:r>
-      </w:hyperlink>
-      <w:r>
-        <w:rPr>
-          <w:lang w:val="zh_TW" w:bidi="zh_TW"/>
-        </w:rPr>
-        <w:t>，</w:t>
-      </w:r>
-      <w:hyperlink r:id="rId24">
-        <w:r>
-          <w:rPr>
-            <w:lang w:val="zh_TW" w:bidi="zh_TW"/>
-          </w:rPr>
-          <w:rPr>
-            <w:color w:val="0000EE"/>
-            <w:u w:val="single"/>
-          </w:rPr>
-          <w:t>23:11–12</w:t>
-        </w:r>
-      </w:hyperlink>
-      <w:r>
-        <w:rPr>
-          <w:lang w:val="zh_TW" w:bidi="zh_TW"/>
-        </w:rPr>
-        <w:t>；</w:t>
-      </w:r>
-      <w:hyperlink r:id="rId22">
-        <w:r>
-          <w:rPr>
-            <w:lang w:val="zh_TW" w:bidi="zh_TW"/>
-          </w:rPr>
-          <w:rPr>
-            <w:color w:val="0000EE"/>
-            <w:u w:val="single"/>
-          </w:rPr>
-          <w:t>可10:35–45</w:t>
-        </w:r>
-      </w:hyperlink>
-      <w:r>
-        <w:rPr>
-          <w:lang w:val="zh_TW" w:bidi="zh_TW"/>
-        </w:rPr>
-        <w:t>；</w:t>
-      </w:r>
-      <w:hyperlink r:id="rId20">
-        <w:r>
-          <w:rPr>
-            <w:lang w:val="zh_TW" w:bidi="zh_TW"/>
-          </w:rPr>
-          <w:rPr>
-            <w:color w:val="0000EE"/>
-            <w:u w:val="single"/>
-          </w:rPr>
-          <w:t>約10:11</w:t>
-        </w:r>
-      </w:hyperlink>
-      <w:r>
-        <w:rPr>
-          <w:lang w:val="zh_TW" w:bidi="zh_TW"/>
-        </w:rPr>
-        <w:t>，</w:t>
-      </w:r>
-      <w:hyperlink r:id="rId26">
-        <w:r>
-          <w:rPr>
-            <w:lang w:val="zh_TW" w:bidi="zh_TW"/>
-          </w:rPr>
-          <w:rPr>
-            <w:color w:val="0000EE"/>
-            <w:u w:val="single"/>
-          </w:rPr>
-          <w:t>12:27–28</w:t>
-        </w:r>
-      </w:hyperlink>
-      <w:r>
-        <w:rPr>
-          <w:lang w:val="zh_TW" w:bidi="zh_TW"/>
-        </w:rPr>
-        <w:t>；</w:t>
-      </w:r>
-      <w:hyperlink r:id="rId34">
-        <w:r>
-          <w:rPr>
-            <w:lang w:val="zh_TW" w:bidi="zh_TW"/>
-          </w:rPr>
-          <w:rPr>
-            <w:color w:val="0000EE"/>
-            <w:u w:val="single"/>
-          </w:rPr>
-          <w:t>徒3:1–11</w:t>
-        </w:r>
-      </w:hyperlink>
-      <w:r>
-        <w:rPr>
-          <w:lang w:val="zh_TW" w:bidi="zh_TW"/>
-        </w:rPr>
-        <w:t>，</w:t>
-      </w:r>
-      <w:hyperlink r:id="rId35">
-        <w:r>
-          <w:rPr>
-            <w:lang w:val="zh_TW" w:bidi="zh_TW"/>
-          </w:rPr>
-          <w:rPr>
-            <w:color w:val="0000EE"/>
-            <w:u w:val="single"/>
-          </w:rPr>
-          <w:t>4:13–22</w:t>
-        </w:r>
-      </w:hyperlink>
-      <w:r>
-        <w:rPr>
-          <w:lang w:val="zh_TW" w:bidi="zh_TW"/>
-        </w:rPr>
-        <w:t>，</w:t>
-      </w:r>
-      <w:hyperlink r:id="rId36">
-        <w:r>
-          <w:rPr>
-            <w:lang w:val="zh_TW" w:bidi="zh_TW"/>
-          </w:rPr>
-          <w:rPr>
-            <w:color w:val="0000EE"/>
-            <w:u w:val="single"/>
-          </w:rPr>
-          <w:t>5:12–16</w:t>
-        </w:r>
-      </w:hyperlink>
-      <w:r>
-        <w:rPr>
-          <w:lang w:val="zh_TW" w:bidi="zh_TW"/>
-        </w:rPr>
-        <w:t>，</w:t>
-      </w:r>
-      <w:hyperlink r:id="rId37">
-        <w:r>
-          <w:rPr>
-            <w:lang w:val="zh_TW" w:bidi="zh_TW"/>
-          </w:rPr>
-          <w:rPr>
-            <w:color w:val="0000EE"/>
-            <w:u w:val="single"/>
-          </w:rPr>
-          <w:t>9:32–42</w:t>
-        </w:r>
-      </w:hyperlink>
-      <w:r>
-        <w:rPr>
-          <w:lang w:val="zh_TW" w:bidi="zh_TW"/>
-        </w:rPr>
-        <w:t>；</w:t>
-      </w:r>
-      <w:hyperlink r:id="rId28">
-        <w:r>
-          <w:rPr>
-            <w:lang w:val="zh_TW" w:bidi="zh_TW"/>
-          </w:rPr>
-          <w:rPr>
-            <w:color w:val="0000EE"/>
-            <w:u w:val="single"/>
-          </w:rPr>
-          <w:t>羅8:17</w:t>
-        </w:r>
-      </w:hyperlink>
-      <w:r>
-        <w:rPr>
-          <w:lang w:val="zh_TW" w:bidi="zh_TW"/>
-        </w:rPr>
-        <w:t>；</w:t>
-      </w:r>
-      <w:hyperlink r:id="rId44">
-        <w:r>
-          <w:rPr>
-            <w:lang w:val="zh_TW" w:bidi="zh_TW"/>
-          </w:rPr>
-          <w:rPr>
-            <w:color w:val="0000EE"/>
-            <w:u w:val="single"/>
-          </w:rPr>
-          <w:t>林後11:23–27</w:t>
-        </w:r>
-      </w:hyperlink>
-      <w:r>
-        <w:rPr>
-          <w:lang w:val="zh_TW" w:bidi="zh_TW"/>
-        </w:rPr>
-        <w:t>；</w:t>
-      </w:r>
-      <w:hyperlink r:id="rId29">
-        <w:r>
-          <w:rPr>
-            <w:lang w:val="zh_TW" w:bidi="zh_TW"/>
-          </w:rPr>
-          <w:rPr>
-            <w:color w:val="0000EE"/>
-            <w:u w:val="single"/>
-          </w:rPr>
-          <w:t>加5:13</w:t>
-        </w:r>
-      </w:hyperlink>
-      <w:r>
-        <w:rPr>
-          <w:lang w:val="zh_TW" w:bidi="zh_TW"/>
-        </w:rPr>
-        <w:t>；</w:t>
-      </w:r>
-      <w:hyperlink r:id="rId32">
-        <w:r>
-          <w:rPr>
-            <w:lang w:val="zh_TW" w:bidi="zh_TW"/>
-          </w:rPr>
-          <w:rPr>
-            <w:color w:val="0000EE"/>
-            <w:u w:val="single"/>
-          </w:rPr>
-          <w:t>腓2:25–30</w:t>
-        </w:r>
-      </w:hyperlink>
-      <w:r>
-        <w:rPr>
-          <w:lang w:val="zh_TW" w:bidi="zh_TW"/>
-        </w:rPr>
-        <w:t>；</w:t>
-      </w:r>
-      <w:hyperlink r:id="rId33">
-        <w:r>
-          <w:rPr>
-            <w:lang w:val="zh_TW" w:bidi="zh_TW"/>
-          </w:rPr>
-          <w:rPr>
-            <w:color w:val="0000EE"/>
-            <w:u w:val="single"/>
-          </w:rPr>
-          <w:t>西4:7</w:t>
-        </w:r>
-      </w:hyperlink>
-      <w:r>
-        <w:rPr>
-          <w:lang w:val="zh_TW" w:bidi="zh_TW"/>
-        </w:rPr>
-        <w:t>；</w:t>
-      </w:r>
-      <w:hyperlink r:id="rId30">
-        <w:r>
-          <w:rPr>
-            <w:lang w:val="zh_TW" w:bidi="zh_TW"/>
-          </w:rPr>
-          <w:rPr>
-            <w:color w:val="0000EE"/>
-            <w:u w:val="single"/>
-          </w:rPr>
-          <w:t>提後1:8</w:t>
-        </w:r>
-      </w:hyperlink>
-      <w:r>
-        <w:rPr>
-          <w:lang w:val="zh_TW" w:bidi="zh_TW"/>
-        </w:rPr>
-        <w:t>，</w:t>
-      </w:r>
-      <w:hyperlink r:id="rId31">
-        <w:r>
-          <w:rPr>
-            <w:lang w:val="zh_TW" w:bidi="zh_TW"/>
-          </w:rPr>
-          <w:rPr>
-            <w:color w:val="0000EE"/>
-            <w:u w:val="single"/>
-          </w:rPr>
-          <w:t>2:3</w:t>
-        </w:r>
-      </w:hyperlink>
-      <w:r>
-        <w:rPr>
-          <w:lang w:val="zh_TW" w:bidi="zh_TW"/>
-        </w:rPr>
-        <w:t>；</w:t>
-      </w:r>
-      <w:hyperlink r:id="rId38">
-        <w:r>
-          <w:rPr>
-            <w:lang w:val="zh_TW" w:bidi="zh_TW"/>
-          </w:rPr>
-          <w:rPr>
-            <w:color w:val="0000EE"/>
-            <w:u w:val="single"/>
-          </w:rPr>
-          <w:t>彼前4:10–11</w:t>
-        </w:r>
-      </w:hyperlink>
-      <w:r>
-        <w:rPr>
-          <w:lang w:val="zh_TW" w:bidi="zh_TW"/>
-        </w:rPr>
-        <w:t>，</w:t>
-      </w:r>
-      <w:hyperlink r:id="rId39">
-        <w:r>
-          <w:rPr>
-            <w:lang w:val="zh_TW" w:bidi="zh_TW"/>
-          </w:rPr>
-          <w:rPr>
-            <w:color w:val="0000EE"/>
-            <w:u w:val="single"/>
-          </w:rPr>
-          <w:t>5:1–5</w:t>
-        </w:r>
-      </w:hyperlink>
-      <w:r>
-        <w:rPr>
-          <w:lang w:val="zh_TW" w:bidi="zh_TW"/>
-        </w:rPr>
-      </w:r>
-      <w:r>
-        <w:rPr>
-          <w:lang w:val="zh_TW" w:bidi="zh_TW"/>
-        </w:rPr>
-      </w:r>
-    </w:p>
-    <w:p>
-      <w:pPr/>
-      <w:r>
-        <w:rPr>
-          <w:lang w:val="zh_TW" w:bidi="zh_TW"/>
-        </w:rPr>
-      </w:r>
-    </w:p>
-    <w:p>
-      <w:pPr>
-        <w:pStyle w:val="Heading2"/>
-      </w:pPr>
-      <w:r>
-        <w:rPr>
-          <w:lang w:val="zh_TW" w:bidi="zh_TW"/>
-        </w:rPr>
-        <w:t>普珥節</w:t>
-      </w:r>
-      <w:r>
-        <w:rPr>
-          <w:lang w:val="zh_TW" w:bidi="zh_TW"/>
-        </w:rPr>
-      </w:r>
-    </w:p>
-    <w:p>
-      <w:pPr/>
-      <w:r>
-        <w:rPr>
-          <w:lang w:val="zh_TW" w:bidi="zh_TW"/>
-        </w:rPr>
-      </w:r>
-      <w:r>
-        <w:rPr>
-          <w:lang w:val="zh_TW" w:bidi="zh_TW"/>
-        </w:rPr>
-        <w:t>普珥節（The Feast of Purim）是舊約中，唯一不是在摩西時期設立的節期。它的名稱來自一個意思是</w:t>
-      </w:r>
-      <w:r>
-        <w:rPr>
-          <w:b/>
-          <w:lang w:val="zh_TW" w:bidi="zh_TW"/>
-        </w:rPr>
-        <w:t>籤</w:t>
-      </w:r>
-      <w:r>
-        <w:rPr>
-          <w:lang w:val="zh_TW" w:bidi="zh_TW"/>
-        </w:rPr>
-        <w:t>或</w:t>
-      </w:r>
-      <w:r>
-        <w:rPr>
-          <w:b/>
-          <w:lang w:val="zh_TW" w:bidi="zh_TW"/>
-        </w:rPr>
-        <w:t>骰子</w:t>
-      </w:r>
-      <w:r>
-        <w:rPr>
-          <w:lang w:val="zh_TW" w:bidi="zh_TW"/>
-        </w:rPr>
-        <w:t>的字（希伯來文</w:t>
-      </w:r>
-      <w:r>
-        <w:rPr>
-          <w:i/>
-          <w:lang w:val="zh_TW" w:bidi="zh_TW"/>
-        </w:rPr>
-        <w:t>purim</w:t>
-      </w:r>
-      <w:r>
-        <w:rPr>
-          <w:lang w:val="zh_TW" w:bidi="zh_TW"/>
-        </w:rPr>
-        <w:t>，源自亞喀得語</w:t>
-      </w:r>
-      <w:r>
-        <w:rPr>
-          <w:i/>
-          <w:lang w:val="zh_TW" w:bidi="zh_TW"/>
-        </w:rPr>
-        <w:t>puru</w:t>
-      </w:r>
-      <w:r>
-        <w:rPr>
-          <w:lang w:val="zh_TW" w:bidi="zh_TW"/>
-        </w:rPr>
-        <w:t>）。在古代，人們常透過擲</w:t>
-      </w:r>
-      <w:r>
-        <w:rPr>
-          <w:b/>
-          <w:lang w:val="zh_TW" w:bidi="zh_TW"/>
-        </w:rPr>
-        <w:t>普珥</w:t>
-      </w:r>
-      <w:r>
-        <w:rPr>
-          <w:lang w:val="zh_TW" w:bidi="zh_TW"/>
-        </w:rPr>
-        <w:t>來</w:t>
-      </w:r>
-      <w:r>
-        <w:rPr>
-          <w:lang w:val="zh_TW" w:bidi="zh_TW"/>
-        </w:rPr>
-        <w:t>尋求神的旨意</w:t>
-      </w:r>
-      <w:r>
-        <w:rPr>
-          <w:lang w:val="zh_TW" w:bidi="zh_TW"/>
-        </w:rPr>
-        <w:t>：擲得好數字表示</w:t>
-      </w:r>
-      <w:r>
-        <w:rPr>
-          <w:lang w:val="zh_TW" w:bidi="zh_TW"/>
-        </w:rPr>
-        <w:t>蒙允准</w:t>
-      </w:r>
-      <w:r>
-        <w:rPr>
-          <w:lang w:val="zh_TW" w:bidi="zh_TW"/>
-        </w:rPr>
-        <w:t>，壞數字</w:t>
-      </w:r>
-      <w:r>
-        <w:rPr>
-          <w:lang w:val="zh_TW" w:bidi="zh_TW"/>
-        </w:rPr>
-        <w:t>則意味拒絕</w:t>
-      </w:r>
-      <w:r>
-        <w:rPr>
-          <w:lang w:val="zh_TW" w:bidi="zh_TW"/>
-        </w:rPr>
-        <w:t>。</w:t>
-      </w:r>
-    </w:p>
-    <w:p>
-      <w:pPr/>
-      <w:r>
-        <w:rPr>
-          <w:lang w:val="zh_TW" w:bidi="zh_TW"/>
-        </w:rPr>
-      </w:r>
-      <w:r>
-        <w:rPr>
-          <w:lang w:val="zh_TW" w:bidi="zh_TW"/>
-        </w:rPr>
-        <w:t>在波斯書珊城（Susa）王宮的寶座廳附近，考古學家發現了一個四面體小物件，每面刻有數字；一個類似這樣的骰子，上面寫有</w:t>
-      </w:r>
-      <w:r>
-        <w:rPr>
-          <w:i/>
-          <w:lang w:val="zh_TW" w:bidi="zh_TW"/>
-        </w:rPr>
-        <w:t>pur</w:t>
-      </w:r>
-      <w:r>
-        <w:rPr>
-          <w:lang w:val="zh_TW" w:bidi="zh_TW"/>
-        </w:rPr>
-        <w:t>，則可追溯到公元前800的時期。以斯帖記中提到，波斯的占星師就是用</w:t>
-      </w:r>
-      <w:r>
-        <w:rPr>
-          <w:b/>
-          <w:lang w:val="zh_TW" w:bidi="zh_TW"/>
-        </w:rPr>
-        <w:t>普珥</w:t>
-      </w:r>
-      <w:r>
-        <w:rPr>
-          <w:lang w:val="zh_TW" w:bidi="zh_TW"/>
-        </w:rPr>
-        <w:t>，來決定攻擊猶太人的最佳時機（</w:t>
-      </w:r>
-      <w:hyperlink r:id="rId45">
-        <w:r>
-          <w:rPr>
-            <w:lang w:val="zh_TW" w:bidi="zh_TW"/>
-          </w:rPr>
-          <w:rPr>
-            <w:color w:val="0000EE"/>
-            <w:u w:val="single"/>
-          </w:rPr>
-          <w:t>斯3:7</w:t>
-        </w:r>
-      </w:hyperlink>
-      <w:r>
-        <w:rPr>
-          <w:lang w:val="zh_TW" w:bidi="zh_TW"/>
-        </w:rPr>
-        <w:t>）。</w:t>
-      </w:r>
-    </w:p>
-    <w:p>
-      <w:pPr/>
-      <w:r>
-        <w:rPr>
-          <w:lang w:val="zh_TW" w:bidi="zh_TW"/>
-        </w:rPr>
-      </w:r>
-      <w:r>
-        <w:rPr>
-          <w:lang w:val="zh_TW" w:bidi="zh_TW"/>
-        </w:rPr>
-        <w:t>在公元前473年3月7日，神拯救了祂的子民脫離必死的危機，與神在逾越節拯救以色列人出埃及的事件相似。末底改和以斯帖設立了年度慶典，讓後代記住神的拯救（</w:t>
-      </w:r>
-      <w:hyperlink r:id="rId46">
-        <w:r>
-          <w:rPr>
-            <w:lang w:val="zh_TW" w:bidi="zh_TW"/>
-          </w:rPr>
-          <w:rPr>
-            <w:color w:val="0000EE"/>
-            <w:u w:val="single"/>
-          </w:rPr>
-          <w:t>斯9:28</w:t>
-        </w:r>
-      </w:hyperlink>
-      <w:r>
-        <w:rPr>
-          <w:lang w:val="zh_TW" w:bidi="zh_TW"/>
-        </w:rPr>
-        <w:t>）。後來，普珥節成為普遍猶太人都會慶祝的節期（見馬加比二書十五章36節；約瑟夫，猶太古史記11.6.13；可能是</w:t>
-      </w:r>
-      <w:hyperlink r:id="rId47">
-        <w:r>
-          <w:rPr>
-            <w:lang w:val="zh_TW" w:bidi="zh_TW"/>
-          </w:rPr>
-          <w:rPr>
-            <w:color w:val="0000EE"/>
-            <w:u w:val="single"/>
-          </w:rPr>
-          <w:t>約5:1</w:t>
-        </w:r>
-      </w:hyperlink>
-      <w:r>
-        <w:rPr>
-          <w:lang w:val="zh_TW" w:bidi="zh_TW"/>
-        </w:rPr>
-        <w:t>）。</w:t>
-      </w:r>
-    </w:p>
-    <w:p>
-      <w:pPr/>
-      <w:r>
-        <w:rPr>
-          <w:lang w:val="zh_TW" w:bidi="zh_TW"/>
-        </w:rPr>
-      </w:r>
-      <w:r>
-        <w:rPr>
-          <w:lang w:val="zh_TW" w:bidi="zh_TW"/>
-        </w:rPr>
-        <w:t>神拯救祂所揀選的子民，原本敵人要在那天滅絕猶太人，那天卻反而成了猶太人戰勝仇敵的日子，他們並以歡慶作結。</w:t>
-      </w:r>
-      <w:r>
-        <w:rPr>
-          <w:lang w:val="zh_TW" w:bidi="zh_TW"/>
-        </w:rPr>
-        <w:t>如今，猶太人在普珥節前禁食禱告，紀念以斯帖王后冒死覲見王前的禁食</w:t>
-      </w:r>
-      <w:r>
-        <w:rPr>
-          <w:lang w:val="zh_TW" w:bidi="zh_TW"/>
-        </w:rPr>
-        <w:t>。這禁食就在普珥節前，而普珥節則是在猶太曆亞達月（Adar）的第十四日（約在二月或三月）舉行。</w:t>
-      </w:r>
-    </w:p>
-    <w:p>
-      <w:pPr/>
-      <w:r>
-        <w:rPr>
-          <w:lang w:val="zh_TW" w:bidi="zh_TW"/>
-        </w:rPr>
-      </w:r>
-      <w:r>
-        <w:rPr>
-          <w:lang w:val="zh_TW" w:bidi="zh_TW"/>
-        </w:rPr>
-        <w:t>在充滿喜樂的普珥節期間，猶太人會誦讀以斯帖的故事，大聲對哈曼喝倒采，又為末底改歡呼。他們共享盛宴，與朋友交換食物和禮物，並救濟窮人。普珥節慶祝神如何保護猶太人脫離危難，也見證神如何在歷史中，一直看顧與保守祂的子民（另見</w:t>
-      </w:r>
-      <w:hyperlink r:id="rId48">
-        <w:r>
-          <w:rPr>
-            <w:lang w:val="zh_TW" w:bidi="zh_TW"/>
-          </w:rPr>
-          <w:rPr>
-            <w:color w:val="0000EE"/>
-            <w:u w:val="single"/>
-          </w:rPr>
-          <w:t>創45:5</w:t>
-        </w:r>
-      </w:hyperlink>
-      <w:r>
-        <w:rPr>
-          <w:lang w:val="zh_TW" w:bidi="zh_TW"/>
-        </w:rPr>
-        <w:t>；</w:t>
-      </w:r>
-      <w:hyperlink r:id="rId49">
-        <w:r>
-          <w:rPr>
-            <w:lang w:val="zh_TW" w:bidi="zh_TW"/>
-          </w:rPr>
-          <w:rPr>
-            <w:color w:val="0000EE"/>
-            <w:u w:val="single"/>
-          </w:rPr>
-          <w:t>詩91</w:t>
-        </w:r>
-      </w:hyperlink>
-      <w:r>
-        <w:rPr>
-          <w:lang w:val="zh_TW" w:bidi="zh_TW"/>
-        </w:rPr>
-        <w:t>；</w:t>
-      </w:r>
-      <w:hyperlink r:id="rId50">
-        <w:r>
-          <w:rPr>
-            <w:lang w:val="zh_TW" w:bidi="zh_TW"/>
-          </w:rPr>
-          <w:rPr>
-            <w:color w:val="0000EE"/>
-            <w:u w:val="single"/>
-          </w:rPr>
-          <w:t>箴16:9</w:t>
-        </w:r>
-      </w:hyperlink>
-      <w:r>
-        <w:rPr>
-          <w:lang w:val="zh_TW" w:bidi="zh_TW"/>
-        </w:rPr>
-        <w:t>、</w:t>
-      </w:r>
-      <w:hyperlink r:id="rId51">
-        <w:r>
-          <w:rPr>
-            <w:lang w:val="zh_TW" w:bidi="zh_TW"/>
-          </w:rPr>
-          <w:rPr>
-            <w:color w:val="0000EE"/>
-            <w:u w:val="single"/>
-          </w:rPr>
-          <w:t>33</w:t>
-        </w:r>
-      </w:hyperlink>
-      <w:r>
-        <w:rPr>
-          <w:lang w:val="zh_TW" w:bidi="zh_TW"/>
-        </w:rPr>
-        <w:t>；</w:t>
-      </w:r>
-      <w:hyperlink r:id="rId52">
-        <w:r>
-          <w:rPr>
-            <w:lang w:val="zh_TW" w:bidi="zh_TW"/>
-          </w:rPr>
-          <w:rPr>
-            <w:color w:val="0000EE"/>
-            <w:u w:val="single"/>
-          </w:rPr>
-          <w:t>但2:21</w:t>
-        </w:r>
-      </w:hyperlink>
-      <w:r>
-        <w:rPr>
-          <w:lang w:val="zh_TW" w:bidi="zh_TW"/>
-        </w:rPr>
-        <w:t>；</w:t>
-      </w:r>
-      <w:hyperlink r:id="rId53">
-        <w:r>
-          <w:rPr>
-            <w:lang w:val="zh_TW" w:bidi="zh_TW"/>
-          </w:rPr>
-          <w:rPr>
-            <w:color w:val="0000EE"/>
-            <w:u w:val="single"/>
-          </w:rPr>
-          <w:t>徒1:6–7</w:t>
-        </w:r>
-      </w:hyperlink>
-      <w:r>
-        <w:rPr>
-          <w:lang w:val="zh_TW" w:bidi="zh_TW"/>
-        </w:rPr>
-        <w:t>，</w:t>
-      </w:r>
-      <w:hyperlink r:id="rId54">
-        <w:r>
-          <w:rPr>
-            <w:lang w:val="zh_TW" w:bidi="zh_TW"/>
-          </w:rPr>
-          <w:rPr>
-            <w:color w:val="0000EE"/>
-            <w:u w:val="single"/>
-          </w:rPr>
-          <w:t>2:22–23</w:t>
-        </w:r>
-      </w:hyperlink>
-      <w:r>
-        <w:rPr>
-          <w:lang w:val="zh_TW" w:bidi="zh_TW"/>
-        </w:rPr>
-        <w:t>，</w:t>
-      </w:r>
-      <w:hyperlink r:id="rId55">
-        <w:r>
-          <w:rPr>
-            <w:lang w:val="zh_TW" w:bidi="zh_TW"/>
-          </w:rPr>
-          <w:rPr>
-            <w:color w:val="0000EE"/>
-            <w:u w:val="single"/>
-          </w:rPr>
-          <w:t>4:28–30</w:t>
-        </w:r>
-      </w:hyperlink>
-      <w:r>
-        <w:rPr>
-          <w:lang w:val="zh_TW" w:bidi="zh_TW"/>
-        </w:rPr>
-        <w:t>，</w:t>
-      </w:r>
-      <w:hyperlink r:id="rId56">
-        <w:r>
-          <w:rPr>
-            <w:lang w:val="zh_TW" w:bidi="zh_TW"/>
-          </w:rPr>
-          <w:rPr>
-            <w:color w:val="0000EE"/>
-            <w:u w:val="single"/>
-          </w:rPr>
-          <w:t>17:24–27</w:t>
-        </w:r>
-      </w:hyperlink>
-      <w:r>
-        <w:rPr>
-          <w:lang w:val="zh_TW" w:bidi="zh_TW"/>
-        </w:rPr>
-        <w:t>；</w:t>
-      </w:r>
-      <w:hyperlink r:id="rId57">
-        <w:r>
-          <w:rPr>
-            <w:lang w:val="zh_TW" w:bidi="zh_TW"/>
-          </w:rPr>
-          <w:rPr>
-            <w:color w:val="0000EE"/>
-            <w:u w:val="single"/>
-          </w:rPr>
-          <w:t>羅8:28</w:t>
-        </w:r>
-      </w:hyperlink>
-      <w:r>
-        <w:rPr>
-          <w:lang w:val="zh_TW" w:bidi="zh_TW"/>
-        </w:rPr>
-        <w:t>；</w:t>
-      </w:r>
-      <w:hyperlink r:id="rId58">
-        <w:r>
-          <w:rPr>
-            <w:lang w:val="zh_TW" w:bidi="zh_TW"/>
-          </w:rPr>
-          <w:rPr>
-            <w:color w:val="0000EE"/>
-            <w:u w:val="single"/>
-          </w:rPr>
-          <w:t>彼前3:12</w:t>
-        </w:r>
-      </w:hyperlink>
-      <w:r>
-        <w:rPr>
-          <w:lang w:val="zh_TW" w:bidi="zh_TW"/>
-        </w:rPr>
-        <w:t>）。</w:t>
-      </w:r>
-    </w:p>
-    <w:p>
-      <w:pPr/>
-      <w:r>
-        <w:rPr>
-          <w:lang w:val="zh_TW" w:bidi="zh_TW"/>
-        </w:rPr>
-      </w:r>
-      <w:r>
-        <w:rPr>
-          <w:u w:val="single"/>
-          <w:lang w:val="zh_TW" w:bidi="zh_TW"/>
-        </w:rPr>
-        <w:t>進深研究的經文段落</w:t>
-      </w:r>
-    </w:p>
-    <w:p>
-      <w:pPr/>
-      <w:r>
-        <w:rPr>
-          <w:lang w:val="zh_TW" w:bidi="zh_TW"/>
-        </w:rPr>
-      </w:r>
-      <w:hyperlink r:id="rId59">
-        <w:r>
-          <w:rPr>
-            <w:lang w:val="zh_TW" w:bidi="zh_TW"/>
-          </w:rPr>
-          <w:rPr>
-            <w:color w:val="0000EE"/>
-            <w:u w:val="single"/>
-          </w:rPr>
-          <w:t>斯9:1–32</w:t>
-        </w:r>
-      </w:hyperlink>
-      <w:r>
-        <w:rPr>
-          <w:lang w:val="zh_TW" w:bidi="zh_TW"/>
-        </w:rPr>
-        <w:t>；</w:t>
-      </w:r>
-      <w:hyperlink r:id="rId60">
-        <w:r>
-          <w:rPr>
-            <w:lang w:val="zh_TW" w:bidi="zh_TW"/>
-          </w:rPr>
-          <w:rPr>
-            <w:color w:val="0000EE"/>
-            <w:u w:val="single"/>
-          </w:rPr>
-          <w:t>詩37:23</w:t>
-        </w:r>
-      </w:hyperlink>
-      <w:r>
-        <w:rPr>
-          <w:lang w:val="zh_TW" w:bidi="zh_TW"/>
-        </w:rPr>
-        <w:t>，</w:t>
-      </w:r>
-      <w:hyperlink r:id="rId49">
-        <w:r>
-          <w:rPr>
-            <w:lang w:val="zh_TW" w:bidi="zh_TW"/>
-          </w:rPr>
-          <w:rPr>
-            <w:color w:val="0000EE"/>
-            <w:u w:val="single"/>
-          </w:rPr>
-          <w:t>91:1–16</w:t>
-        </w:r>
-      </w:hyperlink>
-      <w:r>
-        <w:rPr>
-          <w:lang w:val="zh_TW" w:bidi="zh_TW"/>
-        </w:rPr>
-        <w:t>；</w:t>
-      </w:r>
-      <w:hyperlink r:id="rId50">
-        <w:r>
-          <w:rPr>
-            <w:lang w:val="zh_TW" w:bidi="zh_TW"/>
-          </w:rPr>
-          <w:rPr>
-            <w:color w:val="0000EE"/>
-            <w:u w:val="single"/>
-          </w:rPr>
-          <w:t>箴16:9</w:t>
-        </w:r>
-      </w:hyperlink>
-      <w:r>
-        <w:rPr>
-          <w:lang w:val="zh_TW" w:bidi="zh_TW"/>
-        </w:rPr>
-        <w:t>、</w:t>
-      </w:r>
-      <w:hyperlink r:id="rId51">
-        <w:r>
-          <w:rPr>
-            <w:lang w:val="zh_TW" w:bidi="zh_TW"/>
-          </w:rPr>
-          <w:rPr>
-            <w:color w:val="0000EE"/>
-            <w:u w:val="single"/>
-          </w:rPr>
-          <w:t>33</w:t>
-        </w:r>
-      </w:hyperlink>
-      <w:r>
-        <w:rPr>
-          <w:lang w:val="zh_TW" w:bidi="zh_TW"/>
-        </w:rPr>
-        <w:t>；</w:t>
-      </w:r>
-      <w:hyperlink r:id="rId57">
-        <w:r>
-          <w:rPr>
-            <w:lang w:val="zh_TW" w:bidi="zh_TW"/>
-          </w:rPr>
-          <w:rPr>
-            <w:color w:val="0000EE"/>
-            <w:u w:val="single"/>
-          </w:rPr>
-          <w:t>羅8:28</w:t>
-        </w:r>
-      </w:hyperlink>
-      <w:r>
-        <w:rPr>
-          <w:lang w:val="zh_TW" w:bidi="zh_TW"/>
-        </w:rPr>
-        <w:t>；</w:t>
-      </w:r>
-      <w:hyperlink r:id="rId58">
-        <w:r>
-          <w:rPr>
-            <w:lang w:val="zh_TW" w:bidi="zh_TW"/>
-          </w:rPr>
-          <w:rPr>
-            <w:color w:val="0000EE"/>
-            <w:u w:val="single"/>
-          </w:rPr>
-          <w:t>彼前3:12</w:t>
+          <w:t>20:10</w:t>
         </w:r>
       </w:hyperlink>
       <w:r>
@@ -3856,6 +3218,12 @@
   </w:num>
   <w:num w:numId="13" w16cid:durableId="592781308">
     <w:abstractNumId w:val="11"/>
+  </w:num>
+  <w:num w:numId="14">
+    <w:abstractNumId w:val="3"/>
+    <w:lvlOverride w:ilvl="0">
+      <w:startOverride w:val="1"/>
+    </w:lvlOverride>
   </w:num>
   <w:numIdMacAtCleanup w:val="10"/>
 </w:numbering>

--- a/zht/docx/063.content.docx
+++ b/zht/docx/063.content.docx
@@ -19,7 +19,7 @@
         <w:rPr>
           <w:lang w:val="zh_TW" w:bidi="zh_TW"/>
         </w:rPr>
-        <w:t>Resource: Tyndale Open Study Notes</w:t>
+        <w:t>Resource: Aquifer Open Study Notes (Themes)</w:t>
       </w:r>
       <w:r>
         <w:rPr>
@@ -112,7 +112,7 @@
         <w:rPr>
           <w:lang w:val="zh_TW" w:bidi="zh_TW"/>
         </w:rPr>
-        <w:t>Tyndale Open Study Notes</w:t>
+        <w:t>Aquifer Open Study Notes (Themes)</w:t>
       </w:r>
     </w:p>
     <w:p>

--- a/zht/docx/063.content.docx
+++ b/zht/docx/063.content.docx
@@ -233,36 +233,24 @@
         </w:rPr>
         <w:t>在</w:t>
       </w:r>
-      <w:hyperlink r:id="rId13">
-        <w:r>
-          <w:rPr>
-            <w:lang w:val="zh_TW" w:bidi="zh_TW"/>
-          </w:rPr>
-          <w:rPr>
-            <w:color w:val="0000EE"/>
-            <w:u w:val="single"/>
-          </w:rPr>
-          <w:t>但以理書九章24至27節</w:t>
-        </w:r>
-      </w:hyperlink>
+      <w:r>
+        <w:rPr>
+          <w:lang w:val="zh_TW" w:bidi="zh_TW"/>
+        </w:rPr>
+        <w:t>但以理書九章24至27節</w:t>
+      </w:r>
       <w:r>
         <w:rPr>
           <w:lang w:val="zh_TW" w:bidi="zh_TW"/>
         </w:rPr>
         <w:t>中，「七十個七」（或七十週）一直以來都很難被理解。雖然很難將它們與特定的歷史時期聯繫起來，但這些「七十個七」是重要的。它們顯示了神對歷史的掌控，並強調了祂實現對祂子民計劃的能力。數字七十是七乘以十，這象徵著完整。例如，神的子民被擄的七十年是一段足以管教他們的時間（</w:t>
       </w:r>
-      <w:hyperlink r:id="rId14">
-        <w:r>
-          <w:rPr>
-            <w:lang w:val="zh_TW" w:bidi="zh_TW"/>
-          </w:rPr>
-          <w:rPr>
-            <w:color w:val="0000EE"/>
-            <w:u w:val="single"/>
-          </w:rPr>
-          <w:t>9:2</w:t>
-        </w:r>
-      </w:hyperlink>
+      <w:r>
+        <w:rPr>
+          <w:lang w:val="zh_TW" w:bidi="zh_TW"/>
+        </w:rPr>
+        <w:t>9:2</w:t>
+      </w:r>
       <w:r>
         <w:rPr>
           <w:lang w:val="zh_TW" w:bidi="zh_TW"/>
@@ -312,72 +300,48 @@
         </w:rPr>
         <w:t>根據這種觀點，七十個七的時期從波斯的塞魯士二世（Cyrus II）開始，結束於安提阿古四世。塞魯士二世（也被稱為塞魯士大帝）是波斯的王，從公元前559年到大約公元前530年期間統治。在公元前539年，塞魯士允許猶太人返回他們的家園（見</w:t>
       </w:r>
-      <w:hyperlink r:id="rId15">
-        <w:r>
-          <w:rPr>
-            <w:lang w:val="zh_TW" w:bidi="zh_TW"/>
-          </w:rPr>
-          <w:rPr>
-            <w:color w:val="0000EE"/>
-            <w:u w:val="single"/>
-          </w:rPr>
-          <w:t>9:25</w:t>
-        </w:r>
-      </w:hyperlink>
+      <w:r>
+        <w:rPr>
+          <w:lang w:val="zh_TW" w:bidi="zh_TW"/>
+        </w:rPr>
+        <w:t>9:25</w:t>
+      </w:r>
       <w:r>
         <w:rPr>
           <w:lang w:val="zh_TW" w:bidi="zh_TW"/>
         </w:rPr>
         <w:t>；</w:t>
       </w:r>
-      <w:hyperlink r:id="rId16">
-        <w:r>
-          <w:rPr>
-            <w:lang w:val="zh_TW" w:bidi="zh_TW"/>
-          </w:rPr>
-          <w:rPr>
-            <w:color w:val="0000EE"/>
-            <w:u w:val="single"/>
-          </w:rPr>
-          <w:t>拉1:2–4</w:t>
-        </w:r>
-      </w:hyperlink>
+      <w:r>
+        <w:rPr>
+          <w:lang w:val="zh_TW" w:bidi="zh_TW"/>
+        </w:rPr>
+        <w:t>拉1:2–4</w:t>
+      </w:r>
       <w:r>
         <w:rPr>
           <w:lang w:val="zh_TW" w:bidi="zh_TW"/>
         </w:rPr>
         <w:t>）。安提阿古四世是一位希臘王，從公元前175年到公元前163年統治敘利亞及周邊地區（見</w:t>
       </w:r>
-      <w:hyperlink r:id="rId17">
-        <w:r>
-          <w:rPr>
-            <w:lang w:val="zh_TW" w:bidi="zh_TW"/>
-          </w:rPr>
-          <w:rPr>
-            <w:color w:val="0000EE"/>
-            <w:u w:val="single"/>
-          </w:rPr>
-          <w:t>但8:23–25</w:t>
-        </w:r>
-      </w:hyperlink>
+      <w:r>
+        <w:rPr>
+          <w:lang w:val="zh_TW" w:bidi="zh_TW"/>
+        </w:rPr>
+        <w:t>但8:23–25</w:t>
+      </w:r>
       <w:r>
         <w:rPr>
           <w:lang w:val="zh_TW" w:bidi="zh_TW"/>
         </w:rPr>
         <w:t>，</w:t>
       </w:r>
-      <w:hyperlink r:id="rId18">
-        <w:r>
-          <w:rPr>
-            <w:lang w:val="zh_TW" w:bidi="zh_TW"/>
-          </w:rPr>
-          <w:rPr>
-            <w:color w:val="0000EE"/>
-            <w:u w:val="single"/>
-          </w:rPr>
-          <w:t>11:21–39</w:t>
-        </w:r>
-      </w:hyperlink>
+      <w:r>
+        <w:rPr>
+          <w:lang w:val="zh_TW" w:bidi="zh_TW"/>
+        </w:rPr>
+        <w:t>11:21–39</w:t>
+      </w:r>
       <w:r>
         <w:rPr>
           <w:lang w:val="zh_TW" w:bidi="zh_TW"/>
@@ -392,18 +356,12 @@
         </w:rPr>
         <w:t>在這種對七十個七的理解中，「彌賽亞」（或稱：被揀選者〔chosen one〕）是大祭司俄尼亞三世（Onias III），而「王」是安提阿古四世（</w:t>
       </w:r>
-      <w:hyperlink r:id="rId19">
-        <w:r>
-          <w:rPr>
-            <w:lang w:val="zh_TW" w:bidi="zh_TW"/>
-          </w:rPr>
-          <w:rPr>
-            <w:color w:val="0000EE"/>
-            <w:u w:val="single"/>
-          </w:rPr>
-          <w:t>9:26–27</w:t>
-        </w:r>
-      </w:hyperlink>
+      <w:r>
+        <w:rPr>
+          <w:lang w:val="zh_TW" w:bidi="zh_TW"/>
+        </w:rPr>
+        <w:t>9:26–27</w:t>
+      </w:r>
       <w:r>
         <w:rPr>
           <w:lang w:val="zh_TW" w:bidi="zh_TW"/>
@@ -417,18 +375,12 @@
         </w:rPr>
         <w:t>然後，在公元前167年，安提阿古除掉獻祭和祭物。他強迫猶太人放棄他們的信仰，否則就會面臨死亡威脅。他設立「那行毀壞可憎的」（對神和衪的聖殿不敬的事物），使聖殿在禮儀上不潔。安提阿古在燔祭壇上放置了希臘神宙斯的雕像，並在祭壇獻祭豬和其他禮儀上不潔的動物（參見</w:t>
       </w:r>
-      <w:hyperlink r:id="rId20">
-        <w:r>
-          <w:rPr>
-            <w:lang w:val="zh_TW" w:bidi="zh_TW"/>
-          </w:rPr>
-          <w:rPr>
-            <w:color w:val="0000EE"/>
-            <w:u w:val="single"/>
-          </w:rPr>
-          <w:t>11:21–35</w:t>
-        </w:r>
-      </w:hyperlink>
+      <w:r>
+        <w:rPr>
+          <w:lang w:val="zh_TW" w:bidi="zh_TW"/>
+        </w:rPr>
+        <w:t>11:21–35</w:t>
+      </w:r>
       <w:r>
         <w:rPr>
           <w:lang w:val="zh_TW" w:bidi="zh_TW"/>
@@ -442,36 +394,24 @@
         </w:rPr>
         <w:t>神用痛苦的災病懲罰了安提阿古，他於公元前163年去世。「所定的結局」是「（有忿怒）傾在他身上」（</w:t>
       </w:r>
-      <w:hyperlink r:id="rId21">
-        <w:r>
-          <w:rPr>
-            <w:lang w:val="zh_TW" w:bidi="zh_TW"/>
-          </w:rPr>
-          <w:rPr>
-            <w:color w:val="0000EE"/>
-            <w:u w:val="single"/>
-          </w:rPr>
-          <w:t>9:27</w:t>
-        </w:r>
-      </w:hyperlink>
+      <w:r>
+        <w:rPr>
+          <w:lang w:val="zh_TW" w:bidi="zh_TW"/>
+        </w:rPr>
+        <w:t>9:27</w:t>
+      </w:r>
       <w:r>
         <w:rPr>
           <w:lang w:val="zh_TW" w:bidi="zh_TW"/>
         </w:rPr>
         <w:t xml:space="preserve">；另見 </w:t>
       </w:r>
-      <w:hyperlink r:id="rId22">
-        <w:r>
-          <w:rPr>
-            <w:lang w:val="zh_TW" w:bidi="zh_TW"/>
-          </w:rPr>
-          <w:rPr>
-            <w:color w:val="0000EE"/>
-            <w:u w:val="single"/>
-          </w:rPr>
-          <w:t>8:25</w:t>
-        </w:r>
-      </w:hyperlink>
+      <w:r>
+        <w:rPr>
+          <w:lang w:val="zh_TW" w:bidi="zh_TW"/>
+        </w:rPr>
+        <w:t>8:25</w:t>
+      </w:r>
       <w:r>
         <w:rPr>
           <w:lang w:val="zh_TW" w:bidi="zh_TW"/>
@@ -485,54 +425,36 @@
         </w:rPr>
         <w:t>根據這種觀點，當耶穌提到「那行毀壞可憎的」，衪是將安提阿古時期猶太人的經歷為模式指向將來的事件（見</w:t>
       </w:r>
-      <w:hyperlink r:id="rId23">
-        <w:r>
-          <w:rPr>
-            <w:lang w:val="zh_TW" w:bidi="zh_TW"/>
-          </w:rPr>
-          <w:rPr>
-            <w:color w:val="0000EE"/>
-            <w:u w:val="single"/>
-          </w:rPr>
-          <w:t>太24:15</w:t>
-        </w:r>
-      </w:hyperlink>
+      <w:r>
+        <w:rPr>
+          <w:lang w:val="zh_TW" w:bidi="zh_TW"/>
+        </w:rPr>
+        <w:t>太24:15</w:t>
+      </w:r>
       <w:r>
         <w:rPr>
           <w:lang w:val="zh_TW" w:bidi="zh_TW"/>
         </w:rPr>
         <w:t>；比較</w:t>
       </w:r>
-      <w:hyperlink r:id="rId24">
-        <w:r>
-          <w:rPr>
-            <w:lang w:val="zh_TW" w:bidi="zh_TW"/>
-          </w:rPr>
-          <w:rPr>
-            <w:color w:val="0000EE"/>
-            <w:u w:val="single"/>
-          </w:rPr>
-          <w:t>路21:20</w:t>
-        </w:r>
-      </w:hyperlink>
+      <w:r>
+        <w:rPr>
+          <w:lang w:val="zh_TW" w:bidi="zh_TW"/>
+        </w:rPr>
+        <w:t>路21:20</w:t>
+      </w:r>
       <w:r>
         <w:rPr>
           <w:lang w:val="zh_TW" w:bidi="zh_TW"/>
         </w:rPr>
         <w:t>；</w:t>
       </w:r>
-      <w:hyperlink r:id="rId25">
-        <w:r>
-          <w:rPr>
-            <w:lang w:val="zh_TW" w:bidi="zh_TW"/>
-          </w:rPr>
-          <w:rPr>
-            <w:color w:val="0000EE"/>
-            <w:u w:val="single"/>
-          </w:rPr>
-          <w:t>帖後2:3–4</w:t>
-        </w:r>
-      </w:hyperlink>
+      <w:r>
+        <w:rPr>
+          <w:lang w:val="zh_TW" w:bidi="zh_TW"/>
+        </w:rPr>
+        <w:t>帖後2:3–4</w:t>
+      </w:r>
       <w:r>
         <w:rPr>
           <w:lang w:val="zh_TW" w:bidi="zh_TW"/>
@@ -564,90 +486,60 @@
         </w:rPr>
         <w:t xml:space="preserve"> 根據這種觀點，七十個七是關於耶穌基督，彌賽亞（神所揀選者）的預言。支持這種觀點的人認為，七十個七是從塞魯士於公元前539年的法令開始（</w:t>
       </w:r>
-      <w:hyperlink r:id="rId26">
-        <w:r>
-          <w:rPr>
-            <w:lang w:val="zh_TW" w:bidi="zh_TW"/>
-          </w:rPr>
-          <w:rPr>
-            <w:color w:val="0000EE"/>
-            <w:u w:val="single"/>
-          </w:rPr>
-          <w:t>拉1:1–4</w:t>
-        </w:r>
-      </w:hyperlink>
+      <w:r>
+        <w:rPr>
+          <w:lang w:val="zh_TW" w:bidi="zh_TW"/>
+        </w:rPr>
+        <w:t>拉1:1–4</w:t>
+      </w:r>
       <w:r>
         <w:rPr>
           <w:lang w:val="zh_TW" w:bidi="zh_TW"/>
         </w:rPr>
         <w:t>）。或者，它可能是從公元前458或445年給尼希米的其中一個法令開始的（</w:t>
       </w:r>
-      <w:hyperlink r:id="rId27">
-        <w:r>
-          <w:rPr>
-            <w:lang w:val="zh_TW" w:bidi="zh_TW"/>
-          </w:rPr>
-          <w:rPr>
-            <w:color w:val="0000EE"/>
-            <w:u w:val="single"/>
-          </w:rPr>
-          <w:t>拉7:8–26</w:t>
-        </w:r>
-      </w:hyperlink>
+      <w:r>
+        <w:rPr>
+          <w:lang w:val="zh_TW" w:bidi="zh_TW"/>
+        </w:rPr>
+        <w:t>拉7:8–26</w:t>
+      </w:r>
       <w:r>
         <w:rPr>
           <w:lang w:val="zh_TW" w:bidi="zh_TW"/>
         </w:rPr>
         <w:t>；</w:t>
       </w:r>
-      <w:hyperlink r:id="rId28">
-        <w:r>
-          <w:rPr>
-            <w:lang w:val="zh_TW" w:bidi="zh_TW"/>
-          </w:rPr>
-          <w:rPr>
-            <w:color w:val="0000EE"/>
-            <w:u w:val="single"/>
-          </w:rPr>
-          <w:t>尼2:1–10</w:t>
-        </w:r>
-      </w:hyperlink>
+      <w:r>
+        <w:rPr>
+          <w:lang w:val="zh_TW" w:bidi="zh_TW"/>
+        </w:rPr>
+        <w:t>尼2:1–10</w:t>
+      </w:r>
       <w:r>
         <w:rPr>
           <w:lang w:val="zh_TW" w:bidi="zh_TW"/>
         </w:rPr>
         <w:t>）。耶穌可能是在六十九個七的結束時去世（七加六十二，</w:t>
       </w:r>
-      <w:hyperlink r:id="rId29">
-        <w:r>
-          <w:rPr>
-            <w:lang w:val="zh_TW" w:bidi="zh_TW"/>
-          </w:rPr>
-          <w:rPr>
-            <w:color w:val="0000EE"/>
-            <w:u w:val="single"/>
-          </w:rPr>
-          <w:t>但9:25–26</w:t>
-        </w:r>
-      </w:hyperlink>
+      <w:r>
+        <w:rPr>
+          <w:lang w:val="zh_TW" w:bidi="zh_TW"/>
+        </w:rPr>
+        <w:t>但9:25–26</w:t>
+      </w:r>
       <w:r>
         <w:rPr>
           <w:lang w:val="zh_TW" w:bidi="zh_TW"/>
         </w:rPr>
         <w:t>）。或者，也可能是在第七十個七的中間（</w:t>
       </w:r>
-      <w:hyperlink r:id="rId21">
-        <w:r>
-          <w:rPr>
-            <w:lang w:val="zh_TW" w:bidi="zh_TW"/>
-          </w:rPr>
-          <w:rPr>
-            <w:color w:val="0000EE"/>
-            <w:u w:val="single"/>
-          </w:rPr>
-          <w:t>9:27</w:t>
-        </w:r>
-      </w:hyperlink>
+      <w:r>
+        <w:rPr>
+          <w:lang w:val="zh_TW" w:bidi="zh_TW"/>
+        </w:rPr>
+        <w:t>9:27</w:t>
+      </w:r>
       <w:r>
         <w:rPr>
           <w:lang w:val="zh_TW" w:bidi="zh_TW"/>
@@ -661,36 +553,24 @@
         </w:rPr>
         <w:t>這兩種可能影響了七十個七的結束方式。在第一種可能的看法中，第七十個七是一個尚未實現的未來事件。而在第二種看法中，第七十個七於公元70年羅馬摧毀耶路撒冷和聖殿時結束。如果以塞魯士的法令為起點，這490年是象徵性的。然而，如果從公元前445年給尼希米的重建城市的法令為開始，則從那個日期到耶穌在公元30或33年的去世之間，幾乎過了483年（69次7年）（見</w:t>
       </w:r>
-      <w:hyperlink r:id="rId30">
-        <w:r>
-          <w:rPr>
-            <w:lang w:val="zh_TW" w:bidi="zh_TW"/>
-          </w:rPr>
-          <w:rPr>
-            <w:color w:val="0000EE"/>
-            <w:u w:val="single"/>
-          </w:rPr>
-          <w:t>尼2:1</w:t>
-        </w:r>
-      </w:hyperlink>
+      <w:r>
+        <w:rPr>
+          <w:lang w:val="zh_TW" w:bidi="zh_TW"/>
+        </w:rPr>
+        <w:t>尼2:1</w:t>
+      </w:r>
       <w:r>
         <w:rPr>
           <w:lang w:val="zh_TW" w:bidi="zh_TW"/>
         </w:rPr>
         <w:t>；</w:t>
       </w:r>
-      <w:hyperlink r:id="rId15">
-        <w:r>
-          <w:rPr>
-            <w:lang w:val="zh_TW" w:bidi="zh_TW"/>
-          </w:rPr>
-          <w:rPr>
-            <w:color w:val="0000EE"/>
-            <w:u w:val="single"/>
-          </w:rPr>
-          <w:t>但9:25</w:t>
-        </w:r>
-      </w:hyperlink>
+      <w:r>
+        <w:rPr>
+          <w:lang w:val="zh_TW" w:bidi="zh_TW"/>
+        </w:rPr>
+        <w:t>但9:25</w:t>
+      </w:r>
       <w:r>
         <w:rPr>
           <w:lang w:val="zh_TW" w:bidi="zh_TW"/>
@@ -729,180 +609,120 @@
         </w:rPr>
         <w:t>許多釋經者認為，耶穌的死亡發生在第六十九個七的結束。他們認為第七十個七尚未發生。這意味著第六十九個七和第七十個七之間有很長的間隔。第七十個七仍然在未來，並且與敵基督在歷史終結時期（即大災難）中的統治有關（見</w:t>
       </w:r>
-      <w:hyperlink r:id="rId31">
-        <w:r>
-          <w:rPr>
-            <w:lang w:val="zh_TW" w:bidi="zh_TW"/>
-          </w:rPr>
-          <w:rPr>
-            <w:color w:val="0000EE"/>
-            <w:u w:val="single"/>
-          </w:rPr>
-          <w:t>帖後2:3–12</w:t>
-        </w:r>
-      </w:hyperlink>
+      <w:r>
+        <w:rPr>
+          <w:lang w:val="zh_TW" w:bidi="zh_TW"/>
+        </w:rPr>
+        <w:t>帖後2:3–12</w:t>
+      </w:r>
       <w:r>
         <w:rPr>
           <w:lang w:val="zh_TW" w:bidi="zh_TW"/>
         </w:rPr>
         <w:t>；</w:t>
       </w:r>
-      <w:hyperlink r:id="rId32">
-        <w:r>
-          <w:rPr>
-            <w:lang w:val="zh_TW" w:bidi="zh_TW"/>
-          </w:rPr>
-          <w:rPr>
-            <w:color w:val="0000EE"/>
-            <w:u w:val="single"/>
-          </w:rPr>
-          <w:t>約一2:18–22</w:t>
-        </w:r>
-      </w:hyperlink>
+      <w:r>
+        <w:rPr>
+          <w:lang w:val="zh_TW" w:bidi="zh_TW"/>
+        </w:rPr>
+        <w:t>約一2:18–22</w:t>
+      </w:r>
       <w:r>
         <w:rPr>
           <w:lang w:val="zh_TW" w:bidi="zh_TW"/>
         </w:rPr>
         <w:t>，</w:t>
       </w:r>
-      <w:hyperlink r:id="rId33">
-        <w:r>
-          <w:rPr>
-            <w:lang w:val="zh_TW" w:bidi="zh_TW"/>
-          </w:rPr>
-          <w:rPr>
-            <w:color w:val="0000EE"/>
-            <w:u w:val="single"/>
-          </w:rPr>
-          <w:t>4:3</w:t>
-        </w:r>
-      </w:hyperlink>
+      <w:r>
+        <w:rPr>
+          <w:lang w:val="zh_TW" w:bidi="zh_TW"/>
+        </w:rPr>
+        <w:t>4:3</w:t>
+      </w:r>
       <w:r>
         <w:rPr>
           <w:lang w:val="zh_TW" w:bidi="zh_TW"/>
         </w:rPr>
         <w:t>；</w:t>
       </w:r>
-      <w:hyperlink r:id="rId34">
-        <w:r>
-          <w:rPr>
-            <w:lang w:val="zh_TW" w:bidi="zh_TW"/>
-          </w:rPr>
-          <w:rPr>
-            <w:color w:val="0000EE"/>
-            <w:u w:val="single"/>
-          </w:rPr>
-          <w:t>約二1:7</w:t>
-        </w:r>
-      </w:hyperlink>
+      <w:r>
+        <w:rPr>
+          <w:lang w:val="zh_TW" w:bidi="zh_TW"/>
+        </w:rPr>
+        <w:t>約二1:7</w:t>
+      </w:r>
       <w:r>
         <w:rPr>
           <w:lang w:val="zh_TW" w:bidi="zh_TW"/>
         </w:rPr>
         <w:t>；</w:t>
       </w:r>
-      <w:hyperlink r:id="rId35">
-        <w:r>
-          <w:rPr>
-            <w:lang w:val="zh_TW" w:bidi="zh_TW"/>
-          </w:rPr>
-          <w:rPr>
-            <w:color w:val="0000EE"/>
-            <w:u w:val="single"/>
-          </w:rPr>
-          <w:t>啟13:1</w:t>
-        </w:r>
-      </w:hyperlink>
+      <w:r>
+        <w:rPr>
+          <w:lang w:val="zh_TW" w:bidi="zh_TW"/>
+        </w:rPr>
+        <w:t>啟13:1</w:t>
+      </w:r>
       <w:r>
         <w:rPr>
           <w:lang w:val="zh_TW" w:bidi="zh_TW"/>
         </w:rPr>
         <w:t>、</w:t>
       </w:r>
-      <w:hyperlink r:id="rId36">
-        <w:r>
-          <w:rPr>
-            <w:lang w:val="zh_TW" w:bidi="zh_TW"/>
-          </w:rPr>
-          <w:rPr>
-            <w:color w:val="0000EE"/>
-            <w:u w:val="single"/>
-          </w:rPr>
-          <w:t>5</w:t>
-        </w:r>
-      </w:hyperlink>
+      <w:r>
+        <w:rPr>
+          <w:lang w:val="zh_TW" w:bidi="zh_TW"/>
+        </w:rPr>
+        <w:t>5</w:t>
+      </w:r>
       <w:r>
         <w:rPr>
           <w:lang w:val="zh_TW" w:bidi="zh_TW"/>
         </w:rPr>
         <w:t>，</w:t>
       </w:r>
-      <w:hyperlink r:id="rId37">
-        <w:r>
-          <w:rPr>
-            <w:lang w:val="zh_TW" w:bidi="zh_TW"/>
-          </w:rPr>
-          <w:rPr>
-            <w:color w:val="0000EE"/>
-            <w:u w:val="single"/>
-          </w:rPr>
-          <w:t>16:13–14</w:t>
-        </w:r>
-      </w:hyperlink>
+      <w:r>
+        <w:rPr>
+          <w:lang w:val="zh_TW" w:bidi="zh_TW"/>
+        </w:rPr>
+        <w:t>16:13–14</w:t>
+      </w:r>
       <w:r>
         <w:rPr>
           <w:lang w:val="zh_TW" w:bidi="zh_TW"/>
         </w:rPr>
         <w:t>，</w:t>
       </w:r>
-      <w:hyperlink r:id="rId38">
-        <w:r>
-          <w:rPr>
-            <w:lang w:val="zh_TW" w:bidi="zh_TW"/>
-          </w:rPr>
-          <w:rPr>
-            <w:color w:val="0000EE"/>
-            <w:u w:val="single"/>
-          </w:rPr>
-          <w:t>17:11</w:t>
-        </w:r>
-      </w:hyperlink>
+      <w:r>
+        <w:rPr>
+          <w:lang w:val="zh_TW" w:bidi="zh_TW"/>
+        </w:rPr>
+        <w:t>17:11</w:t>
+      </w:r>
       <w:r>
         <w:rPr>
           <w:lang w:val="zh_TW" w:bidi="zh_TW"/>
         </w:rPr>
         <w:t>，</w:t>
       </w:r>
-      <w:hyperlink r:id="rId39">
-        <w:r>
-          <w:rPr>
-            <w:lang w:val="zh_TW" w:bidi="zh_TW"/>
-          </w:rPr>
-          <w:rPr>
-            <w:color w:val="0000EE"/>
-            <w:u w:val="single"/>
-          </w:rPr>
-          <w:t>19:20–21</w:t>
-        </w:r>
-      </w:hyperlink>
+      <w:r>
+        <w:rPr>
+          <w:lang w:val="zh_TW" w:bidi="zh_TW"/>
+        </w:rPr>
+        <w:t>19:20–21</w:t>
+      </w:r>
       <w:r>
         <w:rPr>
           <w:lang w:val="zh_TW" w:bidi="zh_TW"/>
         </w:rPr>
         <w:t>，</w:t>
       </w:r>
-      <w:hyperlink r:id="rId40">
-        <w:r>
-          <w:rPr>
-            <w:lang w:val="zh_TW" w:bidi="zh_TW"/>
-          </w:rPr>
-          <w:rPr>
-            <w:color w:val="0000EE"/>
-            <w:u w:val="single"/>
-          </w:rPr>
-          <w:t>20:10</w:t>
-        </w:r>
-      </w:hyperlink>
+      <w:r>
+        <w:rPr>
+          <w:lang w:val="zh_TW" w:bidi="zh_TW"/>
+        </w:rPr>
+        <w:t>20:10</w:t>
+      </w:r>
       <w:r>
         <w:rPr>
           <w:lang w:val="zh_TW" w:bidi="zh_TW"/>
@@ -964,360 +784,240 @@
           <w:lang w:val="zh_TW" w:bidi="zh_TW"/>
         </w:rPr>
       </w:r>
-      <w:hyperlink r:id="rId41">
-        <w:r>
-          <w:rPr>
-            <w:lang w:val="zh_TW" w:bidi="zh_TW"/>
-          </w:rPr>
-          <w:rPr>
-            <w:color w:val="0000EE"/>
-            <w:u w:val="single"/>
-          </w:rPr>
-          <w:t>但7:8</w:t>
-        </w:r>
-      </w:hyperlink>
+      <w:r>
+        <w:rPr>
+          <w:lang w:val="zh_TW" w:bidi="zh_TW"/>
+        </w:rPr>
+        <w:t>但7:8</w:t>
+      </w:r>
       <w:r>
         <w:rPr>
           <w:lang w:val="zh_TW" w:bidi="zh_TW"/>
         </w:rPr>
         <w:t>、</w:t>
       </w:r>
-      <w:hyperlink r:id="rId42">
-        <w:r>
-          <w:rPr>
-            <w:lang w:val="zh_TW" w:bidi="zh_TW"/>
-          </w:rPr>
-          <w:rPr>
-            <w:color w:val="0000EE"/>
-            <w:u w:val="single"/>
-          </w:rPr>
-          <w:t>11</w:t>
-        </w:r>
-      </w:hyperlink>
+      <w:r>
+        <w:rPr>
+          <w:lang w:val="zh_TW" w:bidi="zh_TW"/>
+        </w:rPr>
+        <w:t>11</w:t>
+      </w:r>
       <w:r>
         <w:rPr>
           <w:lang w:val="zh_TW" w:bidi="zh_TW"/>
         </w:rPr>
         <w:t>、</w:t>
       </w:r>
-      <w:hyperlink r:id="rId43">
-        <w:r>
-          <w:rPr>
-            <w:lang w:val="zh_TW" w:bidi="zh_TW"/>
-          </w:rPr>
-          <w:rPr>
-            <w:color w:val="0000EE"/>
-            <w:u w:val="single"/>
-          </w:rPr>
-          <w:t>20–21</w:t>
-        </w:r>
-      </w:hyperlink>
+      <w:r>
+        <w:rPr>
+          <w:lang w:val="zh_TW" w:bidi="zh_TW"/>
+        </w:rPr>
+        <w:t>20–21</w:t>
+      </w:r>
       <w:r>
         <w:rPr>
           <w:lang w:val="zh_TW" w:bidi="zh_TW"/>
         </w:rPr>
         <w:t>、</w:t>
       </w:r>
-      <w:hyperlink r:id="rId44">
-        <w:r>
-          <w:rPr>
-            <w:lang w:val="zh_TW" w:bidi="zh_TW"/>
-          </w:rPr>
-          <w:rPr>
-            <w:color w:val="0000EE"/>
-            <w:u w:val="single"/>
-          </w:rPr>
-          <w:t>24–27</w:t>
-        </w:r>
-      </w:hyperlink>
+      <w:r>
+        <w:rPr>
+          <w:lang w:val="zh_TW" w:bidi="zh_TW"/>
+        </w:rPr>
+        <w:t>24–27</w:t>
+      </w:r>
       <w:r>
         <w:rPr>
           <w:lang w:val="zh_TW" w:bidi="zh_TW"/>
         </w:rPr>
         <w:t>，</w:t>
       </w:r>
-      <w:hyperlink r:id="rId45">
-        <w:r>
-          <w:rPr>
-            <w:lang w:val="zh_TW" w:bidi="zh_TW"/>
-          </w:rPr>
-          <w:rPr>
-            <w:color w:val="0000EE"/>
-            <w:u w:val="single"/>
-          </w:rPr>
-          <w:t>8:9–14</w:t>
-        </w:r>
-      </w:hyperlink>
+      <w:r>
+        <w:rPr>
+          <w:lang w:val="zh_TW" w:bidi="zh_TW"/>
+        </w:rPr>
+        <w:t>8:9–14</w:t>
+      </w:r>
       <w:r>
         <w:rPr>
           <w:lang w:val="zh_TW" w:bidi="zh_TW"/>
         </w:rPr>
         <w:t>，</w:t>
       </w:r>
-      <w:hyperlink r:id="rId13">
-        <w:r>
-          <w:rPr>
-            <w:lang w:val="zh_TW" w:bidi="zh_TW"/>
-          </w:rPr>
-          <w:rPr>
-            <w:color w:val="0000EE"/>
-            <w:u w:val="single"/>
-          </w:rPr>
-          <w:t>9:24–27</w:t>
-        </w:r>
-      </w:hyperlink>
+      <w:r>
+        <w:rPr>
+          <w:lang w:val="zh_TW" w:bidi="zh_TW"/>
+        </w:rPr>
+        <w:t>9:24–27</w:t>
+      </w:r>
       <w:r>
         <w:rPr>
           <w:lang w:val="zh_TW" w:bidi="zh_TW"/>
         </w:rPr>
         <w:t>，</w:t>
       </w:r>
-      <w:hyperlink r:id="rId46">
-        <w:r>
-          <w:rPr>
-            <w:lang w:val="zh_TW" w:bidi="zh_TW"/>
-          </w:rPr>
-          <w:rPr>
-            <w:color w:val="0000EE"/>
-            <w:u w:val="single"/>
-          </w:rPr>
-          <w:t>11:29–31</w:t>
-        </w:r>
-      </w:hyperlink>
+      <w:r>
+        <w:rPr>
+          <w:lang w:val="zh_TW" w:bidi="zh_TW"/>
+        </w:rPr>
+        <w:t>11:29–31</w:t>
+      </w:r>
       <w:r>
         <w:rPr>
           <w:lang w:val="zh_TW" w:bidi="zh_TW"/>
         </w:rPr>
         <w:t>、</w:t>
       </w:r>
-      <w:hyperlink r:id="rId47">
-        <w:r>
-          <w:rPr>
-            <w:lang w:val="zh_TW" w:bidi="zh_TW"/>
-          </w:rPr>
-          <w:rPr>
-            <w:color w:val="0000EE"/>
-            <w:u w:val="single"/>
-          </w:rPr>
-          <w:t>40–45</w:t>
-        </w:r>
-      </w:hyperlink>
+      <w:r>
+        <w:rPr>
+          <w:lang w:val="zh_TW" w:bidi="zh_TW"/>
+        </w:rPr>
+        <w:t>40–45</w:t>
+      </w:r>
       <w:r>
         <w:rPr>
           <w:lang w:val="zh_TW" w:bidi="zh_TW"/>
         </w:rPr>
         <w:t>，</w:t>
       </w:r>
-      <w:hyperlink r:id="rId48">
-        <w:r>
-          <w:rPr>
-            <w:lang w:val="zh_TW" w:bidi="zh_TW"/>
-          </w:rPr>
-          <w:rPr>
-            <w:color w:val="0000EE"/>
-            <w:u w:val="single"/>
-          </w:rPr>
-          <w:t>12:7</w:t>
-        </w:r>
-      </w:hyperlink>
+      <w:r>
+        <w:rPr>
+          <w:lang w:val="zh_TW" w:bidi="zh_TW"/>
+        </w:rPr>
+        <w:t>12:7</w:t>
+      </w:r>
       <w:r>
         <w:rPr>
           <w:lang w:val="zh_TW" w:bidi="zh_TW"/>
         </w:rPr>
         <w:t>、</w:t>
       </w:r>
-      <w:hyperlink r:id="rId49">
-        <w:r>
-          <w:rPr>
-            <w:lang w:val="zh_TW" w:bidi="zh_TW"/>
-          </w:rPr>
-          <w:rPr>
-            <w:color w:val="0000EE"/>
-            <w:u w:val="single"/>
-          </w:rPr>
-          <w:t>11</w:t>
-        </w:r>
-      </w:hyperlink>
+      <w:r>
+        <w:rPr>
+          <w:lang w:val="zh_TW" w:bidi="zh_TW"/>
+        </w:rPr>
+        <w:t>11</w:t>
+      </w:r>
       <w:r>
         <w:rPr>
           <w:lang w:val="zh_TW" w:bidi="zh_TW"/>
         </w:rPr>
         <w:t>；</w:t>
       </w:r>
-      <w:hyperlink r:id="rId31">
-        <w:r>
-          <w:rPr>
-            <w:lang w:val="zh_TW" w:bidi="zh_TW"/>
-          </w:rPr>
-          <w:rPr>
-            <w:color w:val="0000EE"/>
-            <w:u w:val="single"/>
-          </w:rPr>
-          <w:t>帖後2:3–12</w:t>
-        </w:r>
-      </w:hyperlink>
+      <w:r>
+        <w:rPr>
+          <w:lang w:val="zh_TW" w:bidi="zh_TW"/>
+        </w:rPr>
+        <w:t>帖後2:3–12</w:t>
+      </w:r>
       <w:r>
         <w:rPr>
           <w:lang w:val="zh_TW" w:bidi="zh_TW"/>
         </w:rPr>
         <w:t>；</w:t>
       </w:r>
-      <w:hyperlink r:id="rId32">
-        <w:r>
-          <w:rPr>
-            <w:lang w:val="zh_TW" w:bidi="zh_TW"/>
-          </w:rPr>
-          <w:rPr>
-            <w:color w:val="0000EE"/>
-            <w:u w:val="single"/>
-          </w:rPr>
-          <w:t>約一2:18–22</w:t>
-        </w:r>
-      </w:hyperlink>
+      <w:r>
+        <w:rPr>
+          <w:lang w:val="zh_TW" w:bidi="zh_TW"/>
+        </w:rPr>
+        <w:t>約一2:18–22</w:t>
+      </w:r>
       <w:r>
         <w:rPr>
           <w:lang w:val="zh_TW" w:bidi="zh_TW"/>
         </w:rPr>
         <w:t>；</w:t>
       </w:r>
-      <w:hyperlink r:id="rId33">
-        <w:r>
-          <w:rPr>
-            <w:lang w:val="zh_TW" w:bidi="zh_TW"/>
-          </w:rPr>
-          <w:rPr>
-            <w:color w:val="0000EE"/>
-            <w:u w:val="single"/>
-          </w:rPr>
-          <w:t>4:3</w:t>
-        </w:r>
-      </w:hyperlink>
+      <w:r>
+        <w:rPr>
+          <w:lang w:val="zh_TW" w:bidi="zh_TW"/>
+        </w:rPr>
+        <w:t>4:3</w:t>
+      </w:r>
       <w:r>
         <w:rPr>
           <w:lang w:val="zh_TW" w:bidi="zh_TW"/>
         </w:rPr>
         <w:t>；</w:t>
       </w:r>
-      <w:hyperlink r:id="rId34">
-        <w:r>
-          <w:rPr>
-            <w:lang w:val="zh_TW" w:bidi="zh_TW"/>
-          </w:rPr>
-          <w:rPr>
-            <w:color w:val="0000EE"/>
-            <w:u w:val="single"/>
-          </w:rPr>
-          <w:t>約二1:7</w:t>
-        </w:r>
-      </w:hyperlink>
+      <w:r>
+        <w:rPr>
+          <w:lang w:val="zh_TW" w:bidi="zh_TW"/>
+        </w:rPr>
+        <w:t>約二1:7</w:t>
+      </w:r>
       <w:r>
         <w:rPr>
           <w:lang w:val="zh_TW" w:bidi="zh_TW"/>
         </w:rPr>
         <w:t>；</w:t>
       </w:r>
-      <w:hyperlink r:id="rId35">
-        <w:r>
-          <w:rPr>
-            <w:lang w:val="zh_TW" w:bidi="zh_TW"/>
-          </w:rPr>
-          <w:rPr>
-            <w:color w:val="0000EE"/>
-            <w:u w:val="single"/>
-          </w:rPr>
-          <w:t>啟13:1</w:t>
-        </w:r>
-      </w:hyperlink>
+      <w:r>
+        <w:rPr>
+          <w:lang w:val="zh_TW" w:bidi="zh_TW"/>
+        </w:rPr>
+        <w:t>啟13:1</w:t>
+      </w:r>
       <w:r>
         <w:rPr>
           <w:lang w:val="zh_TW" w:bidi="zh_TW"/>
         </w:rPr>
         <w:t>、</w:t>
       </w:r>
-      <w:hyperlink r:id="rId36">
-        <w:r>
-          <w:rPr>
-            <w:lang w:val="zh_TW" w:bidi="zh_TW"/>
-          </w:rPr>
-          <w:rPr>
-            <w:color w:val="0000EE"/>
-            <w:u w:val="single"/>
-          </w:rPr>
-          <w:t>5</w:t>
-        </w:r>
-      </w:hyperlink>
+      <w:r>
+        <w:rPr>
+          <w:lang w:val="zh_TW" w:bidi="zh_TW"/>
+        </w:rPr>
+        <w:t>5</w:t>
+      </w:r>
       <w:r>
         <w:rPr>
           <w:lang w:val="zh_TW" w:bidi="zh_TW"/>
         </w:rPr>
         <w:t>，</w:t>
       </w:r>
-      <w:hyperlink r:id="rId37">
-        <w:r>
-          <w:rPr>
-            <w:lang w:val="zh_TW" w:bidi="zh_TW"/>
-          </w:rPr>
-          <w:rPr>
-            <w:color w:val="0000EE"/>
-            <w:u w:val="single"/>
-          </w:rPr>
-          <w:t>16:13–14</w:t>
-        </w:r>
-      </w:hyperlink>
+      <w:r>
+        <w:rPr>
+          <w:lang w:val="zh_TW" w:bidi="zh_TW"/>
+        </w:rPr>
+        <w:t>16:13–14</w:t>
+      </w:r>
       <w:r>
         <w:rPr>
           <w:lang w:val="zh_TW" w:bidi="zh_TW"/>
         </w:rPr>
         <w:t>，</w:t>
       </w:r>
-      <w:hyperlink r:id="rId38">
-        <w:r>
-          <w:rPr>
-            <w:lang w:val="zh_TW" w:bidi="zh_TW"/>
-          </w:rPr>
-          <w:rPr>
-            <w:color w:val="0000EE"/>
-            <w:u w:val="single"/>
-          </w:rPr>
-          <w:t>17:11</w:t>
-        </w:r>
-      </w:hyperlink>
+      <w:r>
+        <w:rPr>
+          <w:lang w:val="zh_TW" w:bidi="zh_TW"/>
+        </w:rPr>
+        <w:t>17:11</w:t>
+      </w:r>
       <w:r>
         <w:rPr>
           <w:lang w:val="zh_TW" w:bidi="zh_TW"/>
         </w:rPr>
         <w:t>，</w:t>
       </w:r>
-      <w:hyperlink r:id="rId39">
-        <w:r>
-          <w:rPr>
-            <w:lang w:val="zh_TW" w:bidi="zh_TW"/>
-          </w:rPr>
-          <w:rPr>
-            <w:color w:val="0000EE"/>
-            <w:u w:val="single"/>
-          </w:rPr>
-          <w:t>19:20–21</w:t>
-        </w:r>
-      </w:hyperlink>
+      <w:r>
+        <w:rPr>
+          <w:lang w:val="zh_TW" w:bidi="zh_TW"/>
+        </w:rPr>
+        <w:t>19:20–21</w:t>
+      </w:r>
       <w:r>
         <w:rPr>
           <w:lang w:val="zh_TW" w:bidi="zh_TW"/>
         </w:rPr>
         <w:t>，</w:t>
       </w:r>
-      <w:hyperlink r:id="rId40">
-        <w:r>
-          <w:rPr>
-            <w:lang w:val="zh_TW" w:bidi="zh_TW"/>
-          </w:rPr>
-          <w:rPr>
-            <w:color w:val="0000EE"/>
-            <w:u w:val="single"/>
-          </w:rPr>
-          <w:t>20:10</w:t>
-        </w:r>
-      </w:hyperlink>
+      <w:r>
+        <w:rPr>
+          <w:lang w:val="zh_TW" w:bidi="zh_TW"/>
+        </w:rPr>
+        <w:t>20:10</w:t>
+      </w:r>
       <w:r>
         <w:rPr>
           <w:lang w:val="zh_TW" w:bidi="zh_TW"/>
